--- a/tranzha.docx
+++ b/tranzha.docx
@@ -401,7 +401,7 @@
           <w:color w:val="222222"/>
           <w:sz w:val="20"/>
         </w:rPr>
-        <w:t>Partnering with product, architecture and frontend teams to introduce a new Material UI based design system while preserving legacy interoperability during migration.</w:t>
+        <w:t>Partnering with product, architecture and frontend teams to introduce a new Material UI-based design system while preserving legacy interoperability during migration.</w:t>
       </w:r>
     </w:p>
     <w:p>
@@ -572,7 +572,7 @@
           <w:color w:val="222222"/>
           <w:sz w:val="21"/>
         </w:rPr>
-        <w:t>LMG / NZFSG - Senior DevOps Engineer / Senior Engineer / Engineering Manager, MyCRM Launch and Cloud Modernisation</w:t>
+        <w:t>NZFSG - Senior DevOps Engineer / Senior Engineer, MyCRM Launch and Cloud Modernisation</w:t>
       </w:r>
     </w:p>
     <w:p>
@@ -586,7 +586,7 @@
           <w:color w:val="555555"/>
           <w:sz w:val="19"/>
         </w:rPr>
-        <w:t>Apr 2016 - Apr 2021</w:t>
+        <w:t>Apr 2016 - Jun 2019</w:t>
       </w:r>
     </w:p>
     <w:p>
@@ -602,7 +602,7 @@
           <w:color w:val="222222"/>
           <w:sz w:val="20"/>
         </w:rPr>
-        <w:t>Helped rebuild, launch and modernise MyCRM across Australia/New Zealand; migrated from Windows/IIS/on-premise to AWS, containerisation and Kubernetes/EKS migrations, CI/CD and improved operational observability.</w:t>
+        <w:t>Helped rebuild, launch and modernise MyCRM across Australia/New Zealand; migrated from Windows/IIS/on-premise to AWS, CI/CD and improved operational observability; coordinated security audit activity and supported offshore expansion from 0 to 20+ engineers and QA staff.</w:t>
       </w:r>
     </w:p>
     <w:p>
@@ -618,7 +618,68 @@
           <w:color w:val="222222"/>
           <w:sz w:val="20"/>
         </w:rPr>
-        <w:t>Introduced OpenTelemetry, contextual logging, GitHub Actions, Octopus and improved local development workflows; coordinated security audit activity and supported offshore expansion from 0 to 20+ engineers and QAs.</w:t>
+        <w:t>Managed cloud spend, software licensing and vendor cost inputs for the MyCRM platform, balancing operational needs with budget and delivery priorities.</w:t>
+      </w:r>
+    </w:p>
+    <w:p>
+      <w:pPr>
+        <w:pStyle w:val="ListBullet"/>
+        <w:spacing w:after="60" w:line="259" w:lineRule="auto"/>
+        <w:ind w:left="360" w:hanging="360"/>
+      </w:pPr>
+      <w:r>
+        <w:rPr>
+          <w:rFonts w:ascii="Calibri" w:hAnsi="Calibri" w:eastAsia="Calibri"/>
+          <w:b w:val="0"/>
+          <w:color w:val="222222"/>
+          <w:sz w:val="20"/>
+        </w:rPr>
+        <w:t>Supported production operations, incident response and service reliability for business-critical CRM systems, using monitoring and support feedback to drive continuous improvement.</w:t>
+      </w:r>
+    </w:p>
+    <w:p>
+      <w:pPr>
+        <w:pStyle w:val="Heading2"/>
+        <w:spacing w:before="140" w:after="20" w:line="240" w:lineRule="auto"/>
+      </w:pPr>
+      <w:r>
+        <w:rPr>
+          <w:rFonts w:ascii="Calibri" w:hAnsi="Calibri" w:eastAsia="Calibri"/>
+          <w:b/>
+          <w:color w:val="222222"/>
+          <w:sz w:val="21"/>
+        </w:rPr>
+        <w:t>LMG / Loan Market Group - Engineering Manager, MyCRM Platform Modernisation</w:t>
+      </w:r>
+    </w:p>
+    <w:p>
+      <w:pPr>
+        <w:spacing w:before="0" w:after="80" w:line="240" w:lineRule="auto"/>
+      </w:pPr>
+      <w:r>
+        <w:rPr>
+          <w:rFonts w:ascii="Calibri" w:hAnsi="Calibri" w:eastAsia="Calibri"/>
+          <w:b/>
+          <w:color w:val="555555"/>
+          <w:sz w:val="19"/>
+        </w:rPr>
+        <w:t>Jul 2019 - Apr 2021</w:t>
+      </w:r>
+    </w:p>
+    <w:p>
+      <w:pPr>
+        <w:pStyle w:val="ListBullet"/>
+        <w:spacing w:after="60" w:line="259" w:lineRule="auto"/>
+        <w:ind w:left="360" w:hanging="360"/>
+      </w:pPr>
+      <w:r>
+        <w:rPr>
+          <w:rFonts w:ascii="Calibri" w:hAnsi="Calibri" w:eastAsia="Calibri"/>
+          <w:b w:val="0"/>
+          <w:color w:val="222222"/>
+          <w:sz w:val="20"/>
+        </w:rPr>
+        <w:t>Introduced OpenTelemetry, contextual logging, GitHub Actions and Octopus, improved local development workflows, and led containerisation and Kubernetes/EKS migrations.</w:t>
       </w:r>
     </w:p>
     <w:p>

--- a/tranzha.docx
+++ b/tranzha.docx
@@ -572,6 +572,51 @@
           <w:color w:val="222222"/>
           <w:sz w:val="21"/>
         </w:rPr>
+        <w:t>LMG / Loan Market Group - Engineering Manager, MyCRM Platform Modernisation</w:t>
+      </w:r>
+    </w:p>
+    <w:p>
+      <w:pPr>
+        <w:spacing w:before="0" w:after="80" w:line="240" w:lineRule="auto"/>
+      </w:pPr>
+      <w:r>
+        <w:rPr>
+          <w:rFonts w:ascii="Calibri" w:hAnsi="Calibri" w:eastAsia="Calibri"/>
+          <w:b/>
+          <w:color w:val="555555"/>
+          <w:sz w:val="19"/>
+        </w:rPr>
+        <w:t>Jul 2019 - Apr 2021</w:t>
+      </w:r>
+    </w:p>
+    <w:p>
+      <w:pPr>
+        <w:pStyle w:val="ListBullet"/>
+        <w:spacing w:after="60" w:line="259" w:lineRule="auto"/>
+        <w:ind w:left="360" w:hanging="360"/>
+      </w:pPr>
+      <w:r>
+        <w:rPr>
+          <w:rFonts w:ascii="Calibri" w:hAnsi="Calibri" w:eastAsia="Calibri"/>
+          <w:b w:val="0"/>
+          <w:color w:val="222222"/>
+          <w:sz w:val="20"/>
+        </w:rPr>
+        <w:t>Introduced OpenTelemetry, contextual logging, GitHub Actions and Octopus, improved local development workflows, and led containerisation and Kubernetes/EKS migrations.</w:t>
+      </w:r>
+    </w:p>
+    <w:p>
+      <w:pPr>
+        <w:pStyle w:val="Heading2"/>
+        <w:spacing w:before="140" w:after="20" w:line="240" w:lineRule="auto"/>
+      </w:pPr>
+      <w:r>
+        <w:rPr>
+          <w:rFonts w:ascii="Calibri" w:hAnsi="Calibri" w:eastAsia="Calibri"/>
+          <w:b/>
+          <w:color w:val="222222"/>
+          <w:sz w:val="21"/>
+        </w:rPr>
         <w:t>NZFSG - Senior DevOps Engineer / Senior Engineer, MyCRM Launch and Cloud Modernisation</w:t>
       </w:r>
     </w:p>
@@ -635,51 +680,6 @@
           <w:sz w:val="20"/>
         </w:rPr>
         <w:t>Supported production operations, incident response and service reliability for business-critical CRM systems, using monitoring and support feedback to drive continuous improvement.</w:t>
-      </w:r>
-    </w:p>
-    <w:p>
-      <w:pPr>
-        <w:pStyle w:val="Heading2"/>
-        <w:spacing w:before="140" w:after="20" w:line="240" w:lineRule="auto"/>
-      </w:pPr>
-      <w:r>
-        <w:rPr>
-          <w:rFonts w:ascii="Calibri" w:hAnsi="Calibri" w:eastAsia="Calibri"/>
-          <w:b/>
-          <w:color w:val="222222"/>
-          <w:sz w:val="21"/>
-        </w:rPr>
-        <w:t>LMG / Loan Market Group - Engineering Manager, MyCRM Platform Modernisation</w:t>
-      </w:r>
-    </w:p>
-    <w:p>
-      <w:pPr>
-        <w:spacing w:before="0" w:after="80" w:line="240" w:lineRule="auto"/>
-      </w:pPr>
-      <w:r>
-        <w:rPr>
-          <w:rFonts w:ascii="Calibri" w:hAnsi="Calibri" w:eastAsia="Calibri"/>
-          <w:b/>
-          <w:color w:val="555555"/>
-          <w:sz w:val="19"/>
-        </w:rPr>
-        <w:t>Jul 2019 - Apr 2021</w:t>
-      </w:r>
-    </w:p>
-    <w:p>
-      <w:pPr>
-        <w:pStyle w:val="ListBullet"/>
-        <w:spacing w:after="60" w:line="259" w:lineRule="auto"/>
-        <w:ind w:left="360" w:hanging="360"/>
-      </w:pPr>
-      <w:r>
-        <w:rPr>
-          <w:rFonts w:ascii="Calibri" w:hAnsi="Calibri" w:eastAsia="Calibri"/>
-          <w:b w:val="0"/>
-          <w:color w:val="222222"/>
-          <w:sz w:val="20"/>
-        </w:rPr>
-        <w:t>Introduced OpenTelemetry, contextual logging, GitHub Actions and Octopus, improved local development workflows, and led containerisation and Kubernetes/EKS migrations.</w:t>
       </w:r>
     </w:p>
     <w:p>

--- a/tranzha.docx
+++ b/tranzha.docx
@@ -45,7 +45,7 @@
           <w:color w:val="555555"/>
           <w:sz w:val="19"/>
         </w:rPr>
-        <w:t>info@tranzha.com | 0402 798 180 | linkedin.com/in/tranzha | github.com/trannzfsg | trannzfsg.github.io/resume</w:t>
+        <w:t>tranzha83@gmail.com | 0402 798 180 | linkedin.com/in/tranzha | github.com/trannzfsg | trannzfsg.github.io/resume</w:t>
       </w:r>
     </w:p>
     <w:p>
@@ -77,7 +77,7 @@
           <w:color w:val="222222"/>
           <w:sz w:val="21"/>
         </w:rPr>
-        <w:t>Engineering Manager with 15+ years of experience building software products, leading teams and modernising complex platforms. I help teams make sense of messy legacy systems, turn unclear problems into practical delivery plans, and keep business-critical work moving without losing sight of quality. Strong in technical judgement, stakeholder alignment, team coaching, delivery planning and long-term platform improvement.</w:t>
+        <w:t>Engineering Manager with 15+ years of experience building software products, leading teams and modernising complex platforms. I help teams make sense of messy legacy systems, turn unclear problems into practical delivery plans, and keep business-critical work moving without losing sight of quality.</w:t>
       </w:r>
     </w:p>
     <w:p>
@@ -91,7 +91,7 @@
           <w:color w:val="222222"/>
           <w:sz w:val="21"/>
         </w:rPr>
-        <w:t>I also utilise various LLM tools in both work and personal projects to speed up research, prototyping, documentation and analysis, while keeping human review and engineering judgement at the centre.</w:t>
+        <w:t>My leadership style mirrors effective LLM engineering: clear intent, enough context, practical guardrails, measurable success and tight feedback loops. I use LLM tools in work and personal projects to speed up research, prototyping, documentation and analysis, while keeping human review and engineering judgement at the centre.</w:t>
       </w:r>
     </w:p>
     <w:p>
@@ -109,7 +109,7 @@
           <w:color w:val="2E74B5"/>
           <w:sz w:val="23"/>
         </w:rPr>
-        <w:t>LEADERSHIP &amp; TECHNICAL STRENGTHS</w:t>
+        <w:t>LEADERSHIP &amp; AI-AWARE DELIVERY STRENGTHS</w:t>
       </w:r>
     </w:p>
     <w:p>
@@ -125,7 +125,7 @@
           <w:color w:val="222222"/>
           <w:sz w:val="20"/>
         </w:rPr>
-        <w:t>Engineering leadership:</w:t>
+        <w:t>Prompt engineering / clear communication:</w:t>
       </w:r>
       <w:r>
         <w:rPr>
@@ -134,7 +134,7 @@
           <w:color w:val="222222"/>
           <w:sz w:val="20"/>
         </w:rPr>
-        <w:t xml:space="preserve"> Team coaching, delivery ownership, expectation-setting, hiring support, career development and performance conversations.</w:t>
+        <w:t xml:space="preserve"> Turns blurry requests into explicit intent, trade-offs, decisions and next steps so teams and stakeholders know what is actually being asked.</w:t>
       </w:r>
     </w:p>
     <w:p>
@@ -150,7 +150,7 @@
           <w:color w:val="222222"/>
           <w:sz w:val="20"/>
         </w:rPr>
-        <w:t>Platform modernisation:</w:t>
+        <w:t>Context engineering / shared why:</w:t>
       </w:r>
       <w:r>
         <w:rPr>
@@ -159,7 +159,7 @@
           <w:color w:val="222222"/>
           <w:sz w:val="20"/>
         </w:rPr>
-        <w:t xml:space="preserve"> Strangler Fig migration, monolith decomposition, backward compatibility, facade/service boundaries and legacy risk reduction.</w:t>
+        <w:t xml:space="preserve"> Gives teams the background, constraints and business reasoning behind work, so implementation choices fit the problem instead of only the ticket.</w:t>
       </w:r>
     </w:p>
     <w:p>
@@ -175,7 +175,7 @@
           <w:color w:val="222222"/>
           <w:sz w:val="20"/>
         </w:rPr>
-        <w:t>Architecture judgement:</w:t>
+        <w:t>Spec and harness engineering / delivery guardrails:</w:t>
       </w:r>
       <w:r>
         <w:rPr>
@@ -184,7 +184,7 @@
           <w:color w:val="222222"/>
           <w:sz w:val="20"/>
         </w:rPr>
-        <w:t xml:space="preserve"> REST, CQRS, event-driven design, HTTP/gRPC, clean architecture, VSA, domain modelling and integration patterns.</w:t>
+        <w:t xml:space="preserve"> Defines goals, boundaries, operating agreements and measurable success criteria, making "good" concrete and reducing tangents.</w:t>
       </w:r>
     </w:p>
     <w:p>
@@ -200,7 +200,7 @@
           <w:color w:val="222222"/>
           <w:sz w:val="20"/>
         </w:rPr>
-        <w:t>Product &amp; stakeholder alignment:</w:t>
+        <w:t>Loop engineering / autonomous improvement:</w:t>
       </w:r>
       <w:r>
         <w:rPr>
@@ -209,7 +209,7 @@
           <w:color w:val="222222"/>
           <w:sz w:val="20"/>
         </w:rPr>
-        <w:t xml:space="preserve"> Discovery, roadmap trade-offs, executive communication and cross-team dependency management.</w:t>
+        <w:t xml:space="preserve"> Sets clear goals, then drives build-test-verify-deploy-feedback loops so teams can make local decisions without micromanagement.</w:t>
       </w:r>
     </w:p>
     <w:p>
@@ -225,7 +225,7 @@
           <w:color w:val="222222"/>
           <w:sz w:val="20"/>
         </w:rPr>
-        <w:t>Complex product domains:</w:t>
+        <w:t>People leadership and coaching:</w:t>
       </w:r>
       <w:r>
         <w:rPr>
@@ -234,7 +234,7 @@
           <w:color w:val="222222"/>
           <w:sz w:val="20"/>
         </w:rPr>
-        <w:t xml:space="preserve"> CRM platforms including contacts, ownership, authorisation, reporting, migrations, workflow-heavy systems and PII data handling.</w:t>
+        <w:t xml:space="preserve"> Team coaching, expectation-setting, hiring support, career development, performance conversations and no-surprise feedback loops.</w:t>
       </w:r>
     </w:p>
     <w:p>
@@ -250,7 +250,7 @@
           <w:color w:val="222222"/>
           <w:sz w:val="20"/>
         </w:rPr>
-        <w:t>AI-assisted engineering:</w:t>
+        <w:t>Platform and architecture judgement:</w:t>
       </w:r>
       <w:r>
         <w:rPr>
@@ -259,7 +259,32 @@
           <w:color w:val="222222"/>
           <w:sz w:val="20"/>
         </w:rPr>
-        <w:t xml:space="preserve"> Uses LLMs for discovery, prototyping, test ideas, documentation, technical analysis and rapid product experimentation.</w:t>
+        <w:t xml:space="preserve"> Strangler Fig migration, monolith decomposition, backward compatibility, REST, CQRS, event-driven design, clean architecture, VSA, domain modelling and service boundaries.</w:t>
+      </w:r>
+    </w:p>
+    <w:p>
+      <w:pPr>
+        <w:pStyle w:val="ListBullet"/>
+        <w:spacing w:after="60" w:line="259" w:lineRule="auto"/>
+        <w:ind w:left="360" w:hanging="360"/>
+      </w:pPr>
+      <w:r>
+        <w:rPr>
+          <w:rFonts w:ascii="Calibri" w:hAnsi="Calibri" w:eastAsia="Calibri"/>
+          <w:b/>
+          <w:color w:val="222222"/>
+          <w:sz w:val="20"/>
+        </w:rPr>
+        <w:t>Product, stakeholder and domain alignment:</w:t>
+      </w:r>
+      <w:r>
+        <w:rPr>
+          <w:rFonts w:ascii="Calibri" w:hAnsi="Calibri" w:eastAsia="Calibri"/>
+          <w:b w:val="0"/>
+          <w:color w:val="222222"/>
+          <w:sz w:val="20"/>
+        </w:rPr>
+        <w:t xml:space="preserve"> Discovery, roadmap and scope/debt trade-offs, BAU/CI, executive communication, vendors, third parties, cross-team dependencies, CRM/contact/ownership/authorisation/reporting/migration domains and PII data handling.</w:t>
       </w:r>
     </w:p>
     <w:p>
@@ -557,7 +582,7 @@
           <w:color w:val="222222"/>
           <w:sz w:val="20"/>
         </w:rPr>
-        <w:t>Led migration work after acquisitions, including one-off and overnight delta pipelines using SSIS, TaskFactory, Salesforce, Kubernetes jobs and AWS services; supported onshore growth from 10 to 30+ engineers.</w:t>
+        <w:t>Led migration work after acquisitions, including one-off and overnight delta pipelines using SSIS, TaskFactory, Salesforce, Kubernetes jobs and AWS services; supported onshore growth from ~10 to 30+ engineers.</w:t>
       </w:r>
     </w:p>
     <w:p>
@@ -647,7 +672,23 @@
           <w:color w:val="222222"/>
           <w:sz w:val="20"/>
         </w:rPr>
-        <w:t>Helped rebuild, launch and modernise MyCRM across Australia/New Zealand; migrated from Windows/IIS/on-premise to AWS, CI/CD and improved operational observability; coordinated security audit activity and supported offshore expansion from 0 to 20+ engineers and QA staff.</w:t>
+        <w:t>Helped rebuild, launch and modernise MyCRM across Australia/New Zealand; migrated from on-premise to AWS, CI/CD and improved observability; coordinated security audit activity.</w:t>
+      </w:r>
+    </w:p>
+    <w:p>
+      <w:pPr>
+        <w:pStyle w:val="ListBullet"/>
+        <w:spacing w:after="60" w:line="259" w:lineRule="auto"/>
+        <w:ind w:left="360" w:hanging="360"/>
+      </w:pPr>
+      <w:r>
+        <w:rPr>
+          <w:rFonts w:ascii="Calibri" w:hAnsi="Calibri" w:eastAsia="Calibri"/>
+          <w:b w:val="0"/>
+          <w:color w:val="222222"/>
+          <w:sz w:val="20"/>
+        </w:rPr>
+        <w:t>Supported offshore expansion from 0 to 30+ engineers and QA staff; team mentoring and culture building; Scrum master for multiple teams.</w:t>
       </w:r>
     </w:p>
     <w:p>

--- a/tranzha.docx
+++ b/tranzha.docx
@@ -14,6 +14,7 @@
           <w:b/>
           <w:color w:val="1F4D78"/>
           <w:sz w:val="44"/>
+          <w:u w:val="none"/>
         </w:rPr>
         <w:t>Tran Zha</w:t>
       </w:r>
@@ -29,8 +30,9 @@
           <w:b/>
           <w:color w:val="222222"/>
           <w:sz w:val="21"/>
+          <w:u w:val="none"/>
         </w:rPr>
-        <w:t>Engineering Manager | Platform Modernisation | Technical Leadership | Brisbane, Australia | Australian permanent resident</w:t>
+        <w:t>Software Engineering Manager | Platform Modernisation | Technical Leadership | Brisbane, QLD | Full Australian working rights | Australian permanent resident</w:t>
       </w:r>
     </w:p>
     <w:p>
@@ -42,10 +44,71 @@
         <w:rPr>
           <w:rFonts w:ascii="Calibri" w:hAnsi="Calibri" w:eastAsia="Calibri"/>
           <w:b w:val="0"/>
+          <w:color w:val="0563C1"/>
+          <w:sz w:val="19"/>
+          <w:u w:val="single"/>
+        </w:rPr>
+        <w:t>tranzha83@gmail.com</w:t>
+      </w:r>
+      <w:r>
+        <w:rPr>
+          <w:rFonts w:ascii="Calibri" w:hAnsi="Calibri" w:eastAsia="Calibri"/>
+          <w:b w:val="0"/>
           <w:color w:val="555555"/>
           <w:sz w:val="19"/>
+          <w:u w:val="none"/>
         </w:rPr>
-        <w:t>tranzha83@gmail.com | 0402 798 180 | linkedin.com/in/tranzha | github.com/trannzfsg | trannzfsg.github.io/resume</w:t>
+        <w:t xml:space="preserve"> | +61 402 798 180 | </w:t>
+      </w:r>
+      <w:r>
+        <w:rPr>
+          <w:rFonts w:ascii="Calibri" w:hAnsi="Calibri" w:eastAsia="Calibri"/>
+          <w:b w:val="0"/>
+          <w:color w:val="0563C1"/>
+          <w:sz w:val="19"/>
+          <w:u w:val="single"/>
+        </w:rPr>
+        <w:t>https://www.linkedin.com/in/tranzha</w:t>
+      </w:r>
+      <w:r>
+        <w:rPr>
+          <w:rFonts w:ascii="Calibri" w:hAnsi="Calibri" w:eastAsia="Calibri"/>
+          <w:b w:val="0"/>
+          <w:color w:val="555555"/>
+          <w:sz w:val="19"/>
+          <w:u w:val="none"/>
+        </w:rPr>
+        <w:t xml:space="preserve"> | </w:t>
+      </w:r>
+      <w:r>
+        <w:rPr>
+          <w:rFonts w:ascii="Calibri" w:hAnsi="Calibri" w:eastAsia="Calibri"/>
+          <w:b w:val="0"/>
+          <w:color w:val="0563C1"/>
+          <w:sz w:val="19"/>
+          <w:u w:val="single"/>
+        </w:rPr>
+        <w:t>https://github.com/trannzfsg</w:t>
+      </w:r>
+      <w:r>
+        <w:rPr>
+          <w:rFonts w:ascii="Calibri" w:hAnsi="Calibri" w:eastAsia="Calibri"/>
+          <w:b w:val="0"/>
+          <w:color w:val="555555"/>
+          <w:sz w:val="19"/>
+          <w:u w:val="none"/>
+        </w:rPr>
+        <w:t xml:space="preserve"> | </w:t>
+      </w:r>
+      <w:r>
+        <w:rPr>
+          <w:rFonts w:ascii="Calibri" w:hAnsi="Calibri" w:eastAsia="Calibri"/>
+          <w:b w:val="0"/>
+          <w:color w:val="0563C1"/>
+          <w:sz w:val="19"/>
+          <w:u w:val="single"/>
+        </w:rPr>
+        <w:t>https://trannzfsg.github.io/resume</w:t>
       </w:r>
     </w:p>
     <w:p>
@@ -62,13 +125,14 @@
           <w:b/>
           <w:color w:val="2E74B5"/>
           <w:sz w:val="23"/>
+          <w:u w:val="none"/>
         </w:rPr>
         <w:t>PROFESSIONAL SUMMARY</w:t>
       </w:r>
     </w:p>
     <w:p>
       <w:pPr>
-        <w:spacing w:before="0" w:after="80" w:line="264" w:lineRule="auto"/>
+        <w:spacing w:before="0" w:after="120" w:line="264" w:lineRule="auto"/>
       </w:pPr>
       <w:r>
         <w:rPr>
@@ -76,22 +140,9 @@
           <w:b w:val="0"/>
           <w:color w:val="222222"/>
           <w:sz w:val="21"/>
+          <w:u w:val="none"/>
         </w:rPr>
-        <w:t>Engineering Manager with 15+ years of experience building software products, leading teams and modernising complex platforms. I help teams make sense of messy legacy systems, turn unclear problems into practical delivery plans, and keep business-critical work moving without losing sight of quality.</w:t>
-      </w:r>
-    </w:p>
-    <w:p>
-      <w:pPr>
-        <w:spacing w:before="0" w:after="80" w:line="264" w:lineRule="auto"/>
-      </w:pPr>
-      <w:r>
-        <w:rPr>
-          <w:rFonts w:ascii="Calibri" w:hAnsi="Calibri" w:eastAsia="Calibri"/>
-          <w:b w:val="0"/>
-          <w:color w:val="222222"/>
-          <w:sz w:val="21"/>
-        </w:rPr>
-        <w:t>My leadership style mirrors effective LLM engineering: clear intent, enough context, practical guardrails, measurable success and tight feedback loops. I use LLM tools in work and personal projects to speed up research, prototyping, documentation and analysis, while keeping human review and engineering judgement at the centre.</w:t>
+        <w:t>Engineering Manager and hands-on software engineering leader with 15+ years of experience building software products, leading teams and modernising complex platforms. I help teams make sense of messy legacy systems, turn unclear problems into practical delivery plans, and keep business-critical work moving without losing sight of quality. My leadership style mirrors effective LLM engineering: clear intent, enough context, practical guardrails, measurable success and tight feedback loops. I use LLM tools in work and personal projects to speed up research, prototyping, documentation and analysis, while keeping human review and engineering judgement at the centre.</w:t>
       </w:r>
     </w:p>
     <w:p>
@@ -108,6 +159,161 @@
           <w:b/>
           <w:color w:val="2E74B5"/>
           <w:sz w:val="23"/>
+          <w:u w:val="none"/>
+        </w:rPr>
+        <w:t>KEY SKILLS</w:t>
+      </w:r>
+    </w:p>
+    <w:p>
+      <w:pPr>
+        <w:pStyle w:val="ListBullet"/>
+        <w:spacing w:after="60" w:line="259" w:lineRule="auto"/>
+        <w:ind w:left="360" w:hanging="360"/>
+      </w:pPr>
+      <w:r>
+        <w:rPr>
+          <w:rFonts w:ascii="Calibri" w:hAnsi="Calibri" w:eastAsia="Calibri"/>
+          <w:b/>
+          <w:color w:val="222222"/>
+          <w:sz w:val="20"/>
+          <w:u w:val="none"/>
+        </w:rPr>
+        <w:t>Software engineering leadership:</w:t>
+      </w:r>
+      <w:r>
+        <w:rPr>
+          <w:rFonts w:ascii="Calibri" w:hAnsi="Calibri" w:eastAsia="Calibri"/>
+          <w:b w:val="0"/>
+          <w:color w:val="222222"/>
+          <w:sz w:val="20"/>
+          <w:u w:val="none"/>
+        </w:rPr>
+        <w:t xml:space="preserve"> Engineering Manager, Software Engineering Manager, Engineering Lead, Technical Lead, people leadership, team coaching, hiring support, career development, performance conversations and 1:1 feedback.</w:t>
+      </w:r>
+    </w:p>
+    <w:p>
+      <w:pPr>
+        <w:pStyle w:val="ListBullet"/>
+        <w:spacing w:after="60" w:line="259" w:lineRule="auto"/>
+        <w:ind w:left="360" w:hanging="360"/>
+      </w:pPr>
+      <w:r>
+        <w:rPr>
+          <w:rFonts w:ascii="Calibri" w:hAnsi="Calibri" w:eastAsia="Calibri"/>
+          <w:b/>
+          <w:color w:val="222222"/>
+          <w:sz w:val="20"/>
+          <w:u w:val="none"/>
+        </w:rPr>
+        <w:t>Delivery and stakeholder management:</w:t>
+      </w:r>
+      <w:r>
+        <w:rPr>
+          <w:rFonts w:ascii="Calibri" w:hAnsi="Calibri" w:eastAsia="Calibri"/>
+          <w:b w:val="0"/>
+          <w:color w:val="222222"/>
+          <w:sz w:val="20"/>
+          <w:u w:val="none"/>
+        </w:rPr>
+        <w:t xml:space="preserve"> Agile delivery, software delivery lifecycle, SDLC, roadmap planning, delivery ownership, scope and debt tradeoffs, executive communication, vendor management and cross team dependency management.</w:t>
+      </w:r>
+    </w:p>
+    <w:p>
+      <w:pPr>
+        <w:pStyle w:val="ListBullet"/>
+        <w:spacing w:after="60" w:line="259" w:lineRule="auto"/>
+        <w:ind w:left="360" w:hanging="360"/>
+      </w:pPr>
+      <w:r>
+        <w:rPr>
+          <w:rFonts w:ascii="Calibri" w:hAnsi="Calibri" w:eastAsia="Calibri"/>
+          <w:b/>
+          <w:color w:val="222222"/>
+          <w:sz w:val="20"/>
+          <w:u w:val="none"/>
+        </w:rPr>
+        <w:t>Platform modernisation and architecture:</w:t>
+      </w:r>
+      <w:r>
+        <w:rPr>
+          <w:rFonts w:ascii="Calibri" w:hAnsi="Calibri" w:eastAsia="Calibri"/>
+          <w:b w:val="0"/>
+          <w:color w:val="222222"/>
+          <w:sz w:val="20"/>
+          <w:u w:val="none"/>
+        </w:rPr>
+        <w:t xml:space="preserve"> Strangler Fig migration, monolith decomposition, service boundaries, backward compatibility, REST APIs, CQRS, event driven architecture, gRPC, clean architecture, Vertical Slice Architecture and domain modelling.</w:t>
+      </w:r>
+    </w:p>
+    <w:p>
+      <w:pPr>
+        <w:pStyle w:val="ListBullet"/>
+        <w:spacing w:after="60" w:line="259" w:lineRule="auto"/>
+        <w:ind w:left="360" w:hanging="360"/>
+      </w:pPr>
+      <w:r>
+        <w:rPr>
+          <w:rFonts w:ascii="Calibri" w:hAnsi="Calibri" w:eastAsia="Calibri"/>
+          <w:b/>
+          <w:color w:val="222222"/>
+          <w:sz w:val="20"/>
+          <w:u w:val="none"/>
+        </w:rPr>
+        <w:t>Cloud, DevOps and data:</w:t>
+      </w:r>
+      <w:r>
+        <w:rPr>
+          <w:rFonts w:ascii="Calibri" w:hAnsi="Calibri" w:eastAsia="Calibri"/>
+          <w:b w:val="0"/>
+          <w:color w:val="222222"/>
+          <w:sz w:val="20"/>
+          <w:u w:val="none"/>
+        </w:rPr>
+        <w:t xml:space="preserve"> AWS, GCP, Kubernetes, EKS, Docker, GitHub Actions, Octopus, OpenTelemetry, observability, incident response, service reliability, SQL Server, PostgreSQL, Snowflake, BigQuery and data migration.</w:t>
+      </w:r>
+    </w:p>
+    <w:p>
+      <w:pPr>
+        <w:pStyle w:val="ListBullet"/>
+        <w:spacing w:after="60" w:line="259" w:lineRule="auto"/>
+        <w:ind w:left="360" w:hanging="360"/>
+      </w:pPr>
+      <w:r>
+        <w:rPr>
+          <w:rFonts w:ascii="Calibri" w:hAnsi="Calibri" w:eastAsia="Calibri"/>
+          <w:b/>
+          <w:color w:val="222222"/>
+          <w:sz w:val="20"/>
+          <w:u w:val="none"/>
+        </w:rPr>
+        <w:t>Hands-on engineering toolkit:</w:t>
+      </w:r>
+      <w:r>
+        <w:rPr>
+          <w:rFonts w:ascii="Calibri" w:hAnsi="Calibri" w:eastAsia="Calibri"/>
+          <w:b w:val="0"/>
+          <w:color w:val="222222"/>
+          <w:sz w:val="20"/>
+          <w:u w:val="none"/>
+        </w:rPr>
+        <w:t xml:space="preserve"> C# and .NET, REST APIs, SQL, React, Node.js, Next.js, Firebase, Supabase, Flutter, DevOps automation and AI-assisted prototyping.</w:t>
+      </w:r>
+    </w:p>
+    <w:p>
+      <w:pPr>
+        <w:pStyle w:val="Heading1"/>
+        <w:spacing w:before="200" w:after="100" w:line="240" w:lineRule="auto"/>
+        <w:pBdr>
+          <w:bottom w:val="single" w:sz="6" w:space="6" w:color="D9E2F3"/>
+        </w:pBdr>
+      </w:pPr>
+      <w:r>
+        <w:rPr>
+          <w:rFonts w:ascii="Calibri" w:hAnsi="Calibri" w:eastAsia="Calibri"/>
+          <w:b/>
+          <w:color w:val="2E74B5"/>
+          <w:sz w:val="23"/>
+          <w:u w:val="none"/>
         </w:rPr>
         <w:t>LEADERSHIP &amp; AI-AWARE DELIVERY STRENGTHS</w:t>
       </w:r>
@@ -124,6 +330,7 @@
           <w:b/>
           <w:color w:val="222222"/>
           <w:sz w:val="20"/>
+          <w:u w:val="none"/>
         </w:rPr>
         <w:t>Prompt engineering / clear communication:</w:t>
       </w:r>
@@ -133,8 +340,9 @@
           <w:b w:val="0"/>
           <w:color w:val="222222"/>
           <w:sz w:val="20"/>
+          <w:u w:val="none"/>
         </w:rPr>
-        <w:t xml:space="preserve"> Turns blurry requests into explicit intent, trade-offs, decisions and next steps so teams and stakeholders know what is actually being asked.</w:t>
+        <w:t xml:space="preserve"> Turns blurry requests into explicit intent, tradeoffs, decisions and next steps so teams and stakeholders know what is actually being asked.</w:t>
       </w:r>
     </w:p>
     <w:p>
@@ -149,6 +357,7 @@
           <w:b/>
           <w:color w:val="222222"/>
           <w:sz w:val="20"/>
+          <w:u w:val="none"/>
         </w:rPr>
         <w:t>Context engineering / shared why:</w:t>
       </w:r>
@@ -158,6 +367,7 @@
           <w:b w:val="0"/>
           <w:color w:val="222222"/>
           <w:sz w:val="20"/>
+          <w:u w:val="none"/>
         </w:rPr>
         <w:t xml:space="preserve"> Gives teams the background, constraints and business reasoning behind work, so implementation choices fit the problem instead of only the ticket.</w:t>
       </w:r>
@@ -174,8 +384,9 @@
           <w:b/>
           <w:color w:val="222222"/>
           <w:sz w:val="20"/>
+          <w:u w:val="none"/>
         </w:rPr>
-        <w:t>Spec and harness engineering / delivery guardrails:</w:t>
+        <w:t>Harness engineering / delivery guardrails:</w:t>
       </w:r>
       <w:r>
         <w:rPr>
@@ -183,6 +394,7 @@
           <w:b w:val="0"/>
           <w:color w:val="222222"/>
           <w:sz w:val="20"/>
+          <w:u w:val="none"/>
         </w:rPr>
         <w:t xml:space="preserve"> Defines goals, boundaries, operating agreements and measurable success criteria, making "good" concrete and reducing tangents.</w:t>
       </w:r>
@@ -199,6 +411,7 @@
           <w:b/>
           <w:color w:val="222222"/>
           <w:sz w:val="20"/>
+          <w:u w:val="none"/>
         </w:rPr>
         <w:t>Loop engineering / autonomous improvement:</w:t>
       </w:r>
@@ -208,83 +421,9 @@
           <w:b w:val="0"/>
           <w:color w:val="222222"/>
           <w:sz w:val="20"/>
+          <w:u w:val="none"/>
         </w:rPr>
-        <w:t xml:space="preserve"> Sets clear goals, then drives build-test-verify-deploy-feedback loops so teams can make local decisions without micromanagement.</w:t>
-      </w:r>
-    </w:p>
-    <w:p>
-      <w:pPr>
-        <w:pStyle w:val="ListBullet"/>
-        <w:spacing w:after="60" w:line="259" w:lineRule="auto"/>
-        <w:ind w:left="360" w:hanging="360"/>
-      </w:pPr>
-      <w:r>
-        <w:rPr>
-          <w:rFonts w:ascii="Calibri" w:hAnsi="Calibri" w:eastAsia="Calibri"/>
-          <w:b/>
-          <w:color w:val="222222"/>
-          <w:sz w:val="20"/>
-        </w:rPr>
-        <w:t>People leadership and coaching:</w:t>
-      </w:r>
-      <w:r>
-        <w:rPr>
-          <w:rFonts w:ascii="Calibri" w:hAnsi="Calibri" w:eastAsia="Calibri"/>
-          <w:b w:val="0"/>
-          <w:color w:val="222222"/>
-          <w:sz w:val="20"/>
-        </w:rPr>
-        <w:t xml:space="preserve"> Team coaching, expectation-setting, hiring support, career development, performance conversations and no-surprise feedback loops.</w:t>
-      </w:r>
-    </w:p>
-    <w:p>
-      <w:pPr>
-        <w:pStyle w:val="ListBullet"/>
-        <w:spacing w:after="60" w:line="259" w:lineRule="auto"/>
-        <w:ind w:left="360" w:hanging="360"/>
-      </w:pPr>
-      <w:r>
-        <w:rPr>
-          <w:rFonts w:ascii="Calibri" w:hAnsi="Calibri" w:eastAsia="Calibri"/>
-          <w:b/>
-          <w:color w:val="222222"/>
-          <w:sz w:val="20"/>
-        </w:rPr>
-        <w:t>Platform and architecture judgement:</w:t>
-      </w:r>
-      <w:r>
-        <w:rPr>
-          <w:rFonts w:ascii="Calibri" w:hAnsi="Calibri" w:eastAsia="Calibri"/>
-          <w:b w:val="0"/>
-          <w:color w:val="222222"/>
-          <w:sz w:val="20"/>
-        </w:rPr>
-        <w:t xml:space="preserve"> Strangler Fig migration, monolith decomposition, backward compatibility, REST, CQRS, event-driven design, clean architecture, VSA, domain modelling and service boundaries.</w:t>
-      </w:r>
-    </w:p>
-    <w:p>
-      <w:pPr>
-        <w:pStyle w:val="ListBullet"/>
-        <w:spacing w:after="60" w:line="259" w:lineRule="auto"/>
-        <w:ind w:left="360" w:hanging="360"/>
-      </w:pPr>
-      <w:r>
-        <w:rPr>
-          <w:rFonts w:ascii="Calibri" w:hAnsi="Calibri" w:eastAsia="Calibri"/>
-          <w:b/>
-          <w:color w:val="222222"/>
-          <w:sz w:val="20"/>
-        </w:rPr>
-        <w:t>Product, stakeholder and domain alignment:</w:t>
-      </w:r>
-      <w:r>
-        <w:rPr>
-          <w:rFonts w:ascii="Calibri" w:hAnsi="Calibri" w:eastAsia="Calibri"/>
-          <w:b w:val="0"/>
-          <w:color w:val="222222"/>
-          <w:sz w:val="20"/>
-        </w:rPr>
-        <w:t xml:space="preserve"> Discovery, roadmap and scope/debt trade-offs, BAU/CI, executive communication, vendors, third parties, cross-team dependencies, CRM/contact/ownership/authorisation/reporting/migration domains and PII data handling.</w:t>
+        <w:t xml:space="preserve"> Sets clear goals, then drives build, test, verify, deploy and feedback loops so teams can make local decisions without micromanagement.</w:t>
       </w:r>
     </w:p>
     <w:p>
@@ -301,6 +440,7 @@
           <w:b/>
           <w:color w:val="2E74B5"/>
           <w:sz w:val="23"/>
+          <w:u w:val="none"/>
         </w:rPr>
         <w:t>PROFESSIONAL EXPERIENCE</w:t>
       </w:r>
@@ -316,8 +456,9 @@
           <w:b/>
           <w:color w:val="222222"/>
           <w:sz w:val="21"/>
+          <w:u w:val="none"/>
         </w:rPr>
-        <w:t>LMG / Loan Market Group - Engineering Manager, MyCRM Replatforming</w:t>
+        <w:t>Engineering Manager, MyCRM Replatforming | Loan Market Group</w:t>
       </w:r>
     </w:p>
     <w:p>
@@ -330,8 +471,9 @@
           <w:b/>
           <w:color w:val="555555"/>
           <w:sz w:val="19"/>
+          <w:u w:val="none"/>
         </w:rPr>
-        <w:t>Feb 2023 - Present</w:t>
+        <w:t>Feb 2023 to Present</w:t>
       </w:r>
     </w:p>
     <w:p>
@@ -345,8 +487,9 @@
           <w:b/>
           <w:color w:val="222222"/>
           <w:sz w:val="20"/>
+          <w:u w:val="none"/>
         </w:rPr>
-        <w:t>Contact Replatform - centralising contact mutation and retrieval | Jun 2025 - Present</w:t>
+        <w:t>Selected initiative: Contact Replatform, centralising contact mutation and retrieval (Jun 2025 to Present)</w:t>
       </w:r>
     </w:p>
     <w:p>
@@ -361,6 +504,7 @@
           <w:b w:val="0"/>
           <w:color w:val="222222"/>
           <w:sz w:val="20"/>
+          <w:u w:val="none"/>
         </w:rPr>
         <w:t>Leading the highest-complexity MyCRM replatform initiative: contacts are entangled across more than half of the monolith's business logic, with historical edge cases and patches spread across screens, workflows and services.</w:t>
       </w:r>
@@ -377,8 +521,9 @@
           <w:b w:val="0"/>
           <w:color w:val="222222"/>
           <w:sz w:val="20"/>
+          <w:u w:val="none"/>
         </w:rPr>
-        <w:t>Building Contact v2 with backward compatibility and future-facing architecture, while untangling fragmented product logic into centralised mutation/retrieval paths and clearer ownership/auth boundaries.</w:t>
+        <w:t>Building Contact v2 with backward compatibility and future-facing architecture, while untangling fragmented product logic into centralised mutation and retrieval paths and clearer ownership and authorisation boundaries.</w:t>
       </w:r>
     </w:p>
     <w:p>
@@ -393,6 +538,7 @@
           <w:b w:val="0"/>
           <w:color w:val="222222"/>
           <w:sz w:val="20"/>
+          <w:u w:val="none"/>
         </w:rPr>
         <w:t>Using a Strangler Fig approach: facade over the existing data store first, gradual migration of legacy consumers, then replacement of the underlying data model once behaviours are controlled.</w:t>
       </w:r>
@@ -409,6 +555,7 @@
           <w:b w:val="0"/>
           <w:color w:val="222222"/>
           <w:sz w:val="20"/>
+          <w:u w:val="none"/>
         </w:rPr>
         <w:t>Positioning Contact as a reference architecture for future MyCRM work, applying CQRS, domain and integration events, gRPC internal communication, clean architecture, Vertical Slice Architecture and stronger service boundaries.</w:t>
       </w:r>
@@ -425,6 +572,7 @@
           <w:b w:val="0"/>
           <w:color w:val="222222"/>
           <w:sz w:val="20"/>
+          <w:u w:val="none"/>
         </w:rPr>
         <w:t>Partnering with product, architecture and frontend teams to introduce a new Material UI-based design system while preserving legacy interoperability during migration.</w:t>
       </w:r>
@@ -440,8 +588,9 @@
           <w:b/>
           <w:color w:val="222222"/>
           <w:sz w:val="20"/>
+          <w:u w:val="none"/>
         </w:rPr>
-        <w:t>Diversified Deals Replatform - generic engagement model for financial deals | Feb 2023 - Jun 2025</w:t>
+        <w:t>Selected initiative: Diversified Deals Replatform, generic engagement model for financial deals (Feb 2023 to Jun 2025)</w:t>
       </w:r>
     </w:p>
     <w:p>
@@ -456,6 +605,7 @@
           <w:b w:val="0"/>
           <w:color w:val="222222"/>
           <w:sz w:val="20"/>
+          <w:u w:val="none"/>
         </w:rPr>
         <w:t>Led replatforming of residential-focused deal capability into a generic Engagement model that can handle multiple product types to support business growth.</w:t>
       </w:r>
@@ -472,6 +622,7 @@
           <w:b w:val="0"/>
           <w:color w:val="222222"/>
           <w:sz w:val="20"/>
+          <w:u w:val="none"/>
         </w:rPr>
         <w:t>Used the Engagement platform to launch asset finance, commercial and insurance deal journeys, expanding MyCRM beyond residential lending without duplicating core deal logic.</w:t>
       </w:r>
@@ -488,8 +639,9 @@
           <w:b w:val="0"/>
           <w:color w:val="222222"/>
           <w:sz w:val="20"/>
+          <w:u w:val="none"/>
         </w:rPr>
-        <w:t>Drove domain modelling, transition planning, roadmap alignment and stakeholder trade-offs across product, engineering and business groups.</w:t>
+        <w:t>Drove domain modelling, transition planning, roadmap alignment and stakeholder tradeoffs across product, engineering and business groups.</w:t>
       </w:r>
     </w:p>
     <w:p>
@@ -504,6 +656,7 @@
           <w:b w:val="0"/>
           <w:color w:val="222222"/>
           <w:sz w:val="20"/>
+          <w:u w:val="none"/>
         </w:rPr>
         <w:t>Reset expectations and delivery discipline in a struggling team, improving clarity, technical direction and execution focus across a long-running replatform program.</w:t>
       </w:r>
@@ -519,8 +672,9 @@
           <w:b/>
           <w:color w:val="222222"/>
           <w:sz w:val="21"/>
+          <w:u w:val="none"/>
         </w:rPr>
-        <w:t>LMG / Loan Market Group - Engineering Manager, Commission System / Business Insights / Podium Data Migration</w:t>
+        <w:t>Engineering Manager, Commission System, Business Insights and Podium Data Migration | Loan Market Group</w:t>
       </w:r>
     </w:p>
     <w:p>
@@ -533,8 +687,9 @@
           <w:b/>
           <w:color w:val="555555"/>
           <w:sz w:val="19"/>
+          <w:u w:val="none"/>
         </w:rPr>
-        <w:t>Mar 2021 - Apr 2023</w:t>
+        <w:t>Mar 2021 to Apr 2023</w:t>
       </w:r>
     </w:p>
     <w:p>
@@ -549,8 +704,9 @@
           <w:b w:val="0"/>
           <w:color w:val="222222"/>
           <w:sz w:val="20"/>
+          <w:u w:val="none"/>
         </w:rPr>
-        <w:t>Built and led teams across commissions, reporting/analytics and acquisition migration programs; shaped business cases, roadmaps, discovery and delivery plans for complex domains.</w:t>
+        <w:t>Built and led teams across commissions, reporting and analytics and acquisition migration programs; shaped business cases, roadmaps, discovery and delivery plans for complex domains.</w:t>
       </w:r>
     </w:p>
     <w:p>
@@ -565,8 +721,9 @@
           <w:b w:val="0"/>
           <w:color w:val="222222"/>
           <w:sz w:val="20"/>
+          <w:u w:val="none"/>
         </w:rPr>
-        <w:t>Evaluated Snowflake, Starburst, ThoughtSpot, BigQuery, Sisense and related platforms; separated data lake/warehouse concerns and delivered ingestion, transformation and reporting pipelines.</w:t>
+        <w:t>Evaluated Snowflake, Starburst, ThoughtSpot, BigQuery, Sisense and related platforms; separated data lake and warehouse concerns and delivered ingestion, transformation and reporting pipelines.</w:t>
       </w:r>
     </w:p>
     <w:p>
@@ -581,6 +738,7 @@
           <w:b w:val="0"/>
           <w:color w:val="222222"/>
           <w:sz w:val="20"/>
+          <w:u w:val="none"/>
         </w:rPr>
         <w:t>Led migration work after acquisitions, including one-off and overnight delta pipelines using SSIS, TaskFactory, Salesforce, Kubernetes jobs and AWS services; supported onshore growth from ~10 to 30+ engineers.</w:t>
       </w:r>
@@ -596,8 +754,9 @@
           <w:b/>
           <w:color w:val="222222"/>
           <w:sz w:val="21"/>
+          <w:u w:val="none"/>
         </w:rPr>
-        <w:t>LMG / Loan Market Group - Engineering Manager, MyCRM Platform Modernisation</w:t>
+        <w:t>Engineering Manager, MyCRM Platform Modernisation | Loan Market Group</w:t>
       </w:r>
     </w:p>
     <w:p>
@@ -610,8 +769,9 @@
           <w:b/>
           <w:color w:val="555555"/>
           <w:sz w:val="19"/>
+          <w:u w:val="none"/>
         </w:rPr>
-        <w:t>Jul 2019 - Apr 2021</w:t>
+        <w:t>Jul 2019 to Apr 2021</w:t>
       </w:r>
     </w:p>
     <w:p>
@@ -626,6 +786,7 @@
           <w:b w:val="0"/>
           <w:color w:val="222222"/>
           <w:sz w:val="20"/>
+          <w:u w:val="none"/>
         </w:rPr>
         <w:t>Introduced OpenTelemetry, contextual logging, GitHub Actions and Octopus, improved local development workflows, and led containerisation and Kubernetes/EKS migrations.</w:t>
       </w:r>
@@ -641,8 +802,9 @@
           <w:b/>
           <w:color w:val="222222"/>
           <w:sz w:val="21"/>
+          <w:u w:val="none"/>
         </w:rPr>
-        <w:t>NZFSG - Senior DevOps Engineer / Senior Engineer, MyCRM Launch and Cloud Modernisation</w:t>
+        <w:t>Senior DevOps Engineer and Senior Engineer, MyCRM Launch and Cloud Modernisation | NZFSG</w:t>
       </w:r>
     </w:p>
     <w:p>
@@ -655,8 +817,9 @@
           <w:b/>
           <w:color w:val="555555"/>
           <w:sz w:val="19"/>
+          <w:u w:val="none"/>
         </w:rPr>
-        <w:t>Apr 2016 - Jun 2019</w:t>
+        <w:t>Apr 2016 to Jun 2019</w:t>
       </w:r>
     </w:p>
     <w:p>
@@ -671,8 +834,9 @@
           <w:b w:val="0"/>
           <w:color w:val="222222"/>
           <w:sz w:val="20"/>
+          <w:u w:val="none"/>
         </w:rPr>
-        <w:t>Helped rebuild, launch and modernise MyCRM across Australia/New Zealand; migrated from on-premise to AWS, CI/CD and improved observability; coordinated security audit activity.</w:t>
+        <w:t>Helped rebuild, launch and modernise MyCRM across Australia and New Zealand; migrated from on-premises to AWS, CI/CD and improved observability; coordinated security audit activity.</w:t>
       </w:r>
     </w:p>
     <w:p>
@@ -687,6 +851,7 @@
           <w:b w:val="0"/>
           <w:color w:val="222222"/>
           <w:sz w:val="20"/>
+          <w:u w:val="none"/>
         </w:rPr>
         <w:t>Supported offshore expansion from 0 to 30+ engineers and QA staff; team mentoring and culture building; Scrum master for multiple teams.</w:t>
       </w:r>
@@ -703,6 +868,7 @@
           <w:b w:val="0"/>
           <w:color w:val="222222"/>
           <w:sz w:val="20"/>
+          <w:u w:val="none"/>
         </w:rPr>
         <w:t>Managed cloud spend, software licensing and vendor cost inputs for the MyCRM platform, balancing operational needs with budget and delivery priorities.</w:t>
       </w:r>
@@ -719,6 +885,7 @@
           <w:b w:val="0"/>
           <w:color w:val="222222"/>
           <w:sz w:val="20"/>
+          <w:u w:val="none"/>
         </w:rPr>
         <w:t>Supported production operations, incident response and service reliability for business-critical CRM systems, using monitoring and support feedback to drive continuous improvement.</w:t>
       </w:r>
@@ -734,8 +901,9 @@
           <w:b/>
           <w:color w:val="222222"/>
           <w:sz w:val="21"/>
+          <w:u w:val="none"/>
         </w:rPr>
-        <w:t>LifeDirect / Inform Holdings / Trade Me - Software Engineer</w:t>
+        <w:t>Software Engineer | LifeDirect / Inform Holdings / Trade Me</w:t>
       </w:r>
     </w:p>
     <w:p>
@@ -748,8 +916,9 @@
           <w:b/>
           <w:color w:val="555555"/>
           <w:sz w:val="19"/>
+          <w:u w:val="none"/>
         </w:rPr>
-        <w:t>Jul 2008 - Mar 2016</w:t>
+        <w:t>Jul 2008 to Mar 2016</w:t>
       </w:r>
     </w:p>
     <w:p>
@@ -764,6 +933,7 @@
           <w:b w:val="0"/>
           <w:color w:val="222222"/>
           <w:sz w:val="20"/>
+          <w:u w:val="none"/>
         </w:rPr>
         <w:t>Full-stack engineering across online insurance, internal admin, reporting, CRM and hosting operations; built quoting, application and underwriting workflows and mentored team members as the function grew.</w:t>
       </w:r>
@@ -782,40 +952,9 @@
           <w:b/>
           <w:color w:val="2E74B5"/>
           <w:sz w:val="23"/>
+          <w:u w:val="none"/>
         </w:rPr>
-        <w:t>TECHNICAL TOOLKIT</w:t>
-      </w:r>
-    </w:p>
-    <w:p>
-      <w:pPr>
-        <w:spacing w:before="0" w:after="80" w:line="264" w:lineRule="auto"/>
-      </w:pPr>
-      <w:r>
-        <w:rPr>
-          <w:rFonts w:ascii="Calibri" w:hAnsi="Calibri" w:eastAsia="Calibri"/>
-          <w:b w:val="0"/>
-          <w:color w:val="222222"/>
-          <w:sz w:val="21"/>
-        </w:rPr>
-        <w:t>AWS, GCP, EKS/Kubernetes, Docker, GitHub Actions, Octopus, OpenTelemetry, Elasticsearch, Snowflake, BigQuery, ThoughtSpot, Firebase, Supabase, Serverless, C#/.NET, SQL Server, PostgreSQL, DDD, REST, CQRS, HTTP/gRPC, event-driven architecture, data lake/warehouse, ETL and data migration pipelines</w:t>
-      </w:r>
-    </w:p>
-    <w:p>
-      <w:pPr>
-        <w:pStyle w:val="Heading1"/>
-        <w:spacing w:before="200" w:after="100" w:line="240" w:lineRule="auto"/>
-        <w:pBdr>
-          <w:bottom w:val="single" w:sz="6" w:space="6" w:color="D9E2F3"/>
-        </w:pBdr>
-      </w:pPr>
-      <w:r>
-        <w:rPr>
-          <w:rFonts w:ascii="Calibri" w:hAnsi="Calibri" w:eastAsia="Calibri"/>
-          <w:b/>
-          <w:color w:val="2E74B5"/>
-          <w:sz w:val="23"/>
-        </w:rPr>
-        <w:t>AI/LLM-ASSISTED PERSONAL PROJECTS</w:t>
+        <w:t>HANDS-ON AI AND LLM-ASSISTED PERSONAL PROJECTS</w:t>
       </w:r>
     </w:p>
     <w:p>
@@ -830,6 +969,7 @@
           <w:b/>
           <w:color w:val="222222"/>
           <w:sz w:val="20"/>
+          <w:u w:val="none"/>
         </w:rPr>
         <w:t>mqcyb.tranzha.com - Math Quiz / mqcyb:</w:t>
       </w:r>
@@ -839,6 +979,7 @@
           <w:b w:val="0"/>
           <w:color w:val="222222"/>
           <w:sz w:val="20"/>
+          <w:u w:val="none"/>
         </w:rPr>
         <w:t xml:space="preserve"> Flutter learning app previously released on the App Store; used AI assistance for rapid feature iteration, UI refinement and content generation support.</w:t>
       </w:r>
@@ -855,6 +996,7 @@
           <w:b/>
           <w:color w:val="222222"/>
           <w:sz w:val="20"/>
+          <w:u w:val="none"/>
         </w:rPr>
         <w:t>transtags.tranzha.com - Bank transaction categorisation and tax returns:</w:t>
       </w:r>
@@ -864,8 +1006,9 @@
           <w:b w:val="0"/>
           <w:color w:val="222222"/>
           <w:sz w:val="20"/>
+          <w:u w:val="none"/>
         </w:rPr>
-        <w:t xml:space="preserve"> React/Node.js product experiment for importing bank transactions, categorising spending and preparing tax-return exports; explored Supabase before pausing the project.</w:t>
+        <w:t xml:space="preserve"> React and Node.js product experiment for importing bank transactions, categorising spending and preparing tax return exports; explored Supabase before pausing the project.</w:t>
       </w:r>
     </w:p>
     <w:p>
@@ -880,6 +1023,7 @@
           <w:b/>
           <w:color w:val="222222"/>
           <w:sz w:val="20"/>
+          <w:u w:val="none"/>
         </w:rPr>
         <w:t>sports.tranzha.com - Community sports registration and mini CRM:</w:t>
       </w:r>
@@ -889,8 +1033,9 @@
           <w:b w:val="0"/>
           <w:color w:val="222222"/>
           <w:sz w:val="20"/>
+          <w:u w:val="none"/>
         </w:rPr>
-        <w:t xml:space="preserve"> Next.js/Node.js/Firebase app for registrations, participants and lightweight community operations management.</w:t>
+        <w:t xml:space="preserve"> Next.js, Node.js and Firebase app for registrations, participants and lightweight community operations management.</w:t>
       </w:r>
     </w:p>
     <w:p>
@@ -905,6 +1050,7 @@
           <w:b/>
           <w:color w:val="222222"/>
           <w:sz w:val="20"/>
+          <w:u w:val="none"/>
         </w:rPr>
         <w:t>Roblox Autorun Obby:</w:t>
       </w:r>
@@ -914,6 +1060,7 @@
           <w:b w:val="0"/>
           <w:color w:val="222222"/>
           <w:sz w:val="20"/>
+          <w:u w:val="none"/>
         </w:rPr>
         <w:t xml:space="preserve"> Roblox game/prototype using AI-assisted scripting, level iteration and gameplay experimentation.</w:t>
       </w:r>
@@ -932,13 +1079,14 @@
           <w:b/>
           <w:color w:val="2E74B5"/>
           <w:sz w:val="23"/>
+          <w:u w:val="none"/>
         </w:rPr>
-        <w:t>EDUCATION, COURSEWORK &amp; LANGUAGES</w:t>
+        <w:t>EDUCATION, SELECTED COURSEWORK &amp; LANGUAGES</w:t>
       </w:r>
     </w:p>
     <w:p>
       <w:pPr>
-        <w:spacing w:before="0" w:after="60" w:line="264" w:lineRule="auto"/>
+        <w:spacing w:before="0" w:after="120" w:line="264" w:lineRule="auto"/>
       </w:pPr>
       <w:r>
         <w:rPr>
@@ -946,13 +1094,14 @@
           <w:b w:val="0"/>
           <w:color w:val="222222"/>
           <w:sz w:val="21"/>
+          <w:u w:val="none"/>
         </w:rPr>
         <w:t>Postgraduate Diploma in Science, Computer Science - University of Auckland | Bachelor of Science, Computer Science - University of Auckland | Bachelor of Commerce, Finance and Economics - University of Auckland</w:t>
       </w:r>
     </w:p>
     <w:p>
       <w:pPr>
-        <w:spacing w:before="0" w:after="0" w:line="264" w:lineRule="auto"/>
+        <w:spacing w:before="0" w:after="120" w:line="264" w:lineRule="auto"/>
       </w:pPr>
       <w:r>
         <w:rPr>
@@ -960,8 +1109,24 @@
           <w:b w:val="0"/>
           <w:color w:val="222222"/>
           <w:sz w:val="21"/>
+          <w:u w:val="none"/>
         </w:rPr>
-        <w:t>AWS Solutions Architect Associate coursework completed (A Cloud Guru); Kubernetes Administrator coursework completed (Udemy); Machine Learning and Deep Learning coursework completed (Coursera/deeplearning.ai); Certified Scrum Master | English, Mandarin | References available on request</w:t>
+        <w:t>Selected coursework: AWS Solutions Architect Associate coursework (A Cloud Guru); Kubernetes Administrator coursework (Udemy); Machine Learning and Deep Learning coursework (Coursera/deeplearning.ai); Scrum Master training.</w:t>
+      </w:r>
+    </w:p>
+    <w:p>
+      <w:pPr>
+        <w:spacing w:before="0" w:after="120" w:line="264" w:lineRule="auto"/>
+      </w:pPr>
+      <w:r>
+        <w:rPr>
+          <w:rFonts w:ascii="Calibri" w:hAnsi="Calibri" w:eastAsia="Calibri"/>
+          <w:b w:val="0"/>
+          <w:color w:val="222222"/>
+          <w:sz w:val="21"/>
+          <w:u w:val="none"/>
+        </w:rPr>
+        <w:t>Languages: English, Mandarin.</w:t>
       </w:r>
     </w:p>
     <w:sectPr>

--- a/tranzha.docx
+++ b/tranzha.docx
@@ -13,7 +13,7 @@
           <w:rFonts w:ascii="Calibri" w:hAnsi="Calibri" w:eastAsia="Calibri"/>
           <w:b/>
           <w:color w:val="1F4D78"/>
-          <w:sz w:val="44"/>
+          <w:sz w:val="42"/>
           <w:u w:val="none"/>
         </w:rPr>
         <w:t>Tran Zha</w:t>
@@ -21,7 +21,7 @@
     </w:p>
     <w:p>
       <w:pPr>
-        <w:spacing w:before="0" w:after="40" w:line="240" w:lineRule="auto"/>
+        <w:spacing w:before="0" w:after="20" w:line="240" w:lineRule="auto"/>
         <w:jc w:val="center"/>
       </w:pPr>
       <w:r>
@@ -29,15 +29,31 @@
           <w:rFonts w:ascii="Calibri" w:hAnsi="Calibri" w:eastAsia="Calibri"/>
           <w:b/>
           <w:color w:val="222222"/>
-          <w:sz w:val="21"/>
+          <w:sz w:val="20"/>
           <w:u w:val="none"/>
         </w:rPr>
-        <w:t>Software Engineering Manager | Platform Modernisation | Technical Leadership | Brisbane, QLD | Full Australian working rights | Australian permanent resident</w:t>
+        <w:t>Software Engineering Manager | Platform Modernisation | Technical Leadership</w:t>
       </w:r>
     </w:p>
     <w:p>
       <w:pPr>
-        <w:spacing w:before="0" w:after="140" w:line="240" w:lineRule="auto"/>
+        <w:spacing w:before="0" w:after="20" w:line="240" w:lineRule="auto"/>
+        <w:jc w:val="center"/>
+      </w:pPr>
+      <w:r>
+        <w:rPr>
+          <w:rFonts w:ascii="Calibri" w:hAnsi="Calibri" w:eastAsia="Calibri"/>
+          <w:b w:val="0"/>
+          <w:color w:val="555555"/>
+          <w:sz w:val="19"/>
+          <w:u w:val="none"/>
+        </w:rPr>
+        <w:t>Brisbane, QLD | Full Australian working rights | Australian permanent resident</w:t>
+      </w:r>
+    </w:p>
+    <w:p>
+      <w:pPr>
+        <w:spacing w:before="0" w:after="100" w:line="240" w:lineRule="auto"/>
         <w:jc w:val="center"/>
       </w:pPr>
       <w:r>
@@ -45,7 +61,7 @@
           <w:rFonts w:ascii="Calibri" w:hAnsi="Calibri" w:eastAsia="Calibri"/>
           <w:b w:val="0"/>
           <w:color w:val="0563C1"/>
-          <w:sz w:val="19"/>
+          <w:sz w:val="18"/>
           <w:u w:val="single"/>
         </w:rPr>
         <w:t>tranzha83@gmail.com</w:t>
@@ -55,7 +71,7 @@
           <w:rFonts w:ascii="Calibri" w:hAnsi="Calibri" w:eastAsia="Calibri"/>
           <w:b w:val="0"/>
           <w:color w:val="555555"/>
-          <w:sz w:val="19"/>
+          <w:sz w:val="18"/>
           <w:u w:val="none"/>
         </w:rPr>
         <w:t xml:space="preserve"> | +61 402 798 180 | </w:t>
@@ -65,7 +81,7 @@
           <w:rFonts w:ascii="Calibri" w:hAnsi="Calibri" w:eastAsia="Calibri"/>
           <w:b w:val="0"/>
           <w:color w:val="0563C1"/>
-          <w:sz w:val="19"/>
+          <w:sz w:val="18"/>
           <w:u w:val="single"/>
         </w:rPr>
         <w:t>https://www.linkedin.com/in/tranzha</w:t>
@@ -75,7 +91,7 @@
           <w:rFonts w:ascii="Calibri" w:hAnsi="Calibri" w:eastAsia="Calibri"/>
           <w:b w:val="0"/>
           <w:color w:val="555555"/>
-          <w:sz w:val="19"/>
+          <w:sz w:val="18"/>
           <w:u w:val="none"/>
         </w:rPr>
         <w:t xml:space="preserve"> | </w:t>
@@ -85,7 +101,7 @@
           <w:rFonts w:ascii="Calibri" w:hAnsi="Calibri" w:eastAsia="Calibri"/>
           <w:b w:val="0"/>
           <w:color w:val="0563C1"/>
-          <w:sz w:val="19"/>
+          <w:sz w:val="18"/>
           <w:u w:val="single"/>
         </w:rPr>
         <w:t>https://github.com/trannzfsg</w:t>
@@ -95,7 +111,7 @@
           <w:rFonts w:ascii="Calibri" w:hAnsi="Calibri" w:eastAsia="Calibri"/>
           <w:b w:val="0"/>
           <w:color w:val="555555"/>
-          <w:sz w:val="19"/>
+          <w:sz w:val="18"/>
           <w:u w:val="none"/>
         </w:rPr>
         <w:t xml:space="preserve"> | </w:t>
@@ -105,7 +121,7 @@
           <w:rFonts w:ascii="Calibri" w:hAnsi="Calibri" w:eastAsia="Calibri"/>
           <w:b w:val="0"/>
           <w:color w:val="0563C1"/>
-          <w:sz w:val="19"/>
+          <w:sz w:val="18"/>
           <w:u w:val="single"/>
         </w:rPr>
         <w:t>https://trannzfsg.github.io/resume</w:t>
@@ -114,7 +130,8 @@
     <w:p>
       <w:pPr>
         <w:pStyle w:val="Heading1"/>
-        <w:spacing w:before="200" w:after="100" w:line="240" w:lineRule="auto"/>
+        <w:keepNext/>
+        <w:spacing w:before="160" w:after="60" w:line="240" w:lineRule="auto"/>
         <w:pBdr>
           <w:bottom w:val="single" w:sz="6" w:space="6" w:color="D9E2F3"/>
         </w:pBdr>
@@ -124,7 +141,7 @@
           <w:rFonts w:ascii="Calibri" w:hAnsi="Calibri" w:eastAsia="Calibri"/>
           <w:b/>
           <w:color w:val="2E74B5"/>
-          <w:sz w:val="23"/>
+          <w:sz w:val="22"/>
           <w:u w:val="none"/>
         </w:rPr>
         <w:t>PROFESSIONAL SUMMARY</w:t>
@@ -139,7 +156,7 @@
           <w:rFonts w:ascii="Calibri" w:hAnsi="Calibri" w:eastAsia="Calibri"/>
           <w:b w:val="0"/>
           <w:color w:val="222222"/>
-          <w:sz w:val="21"/>
+          <w:sz w:val="20"/>
           <w:u w:val="none"/>
         </w:rPr>
         <w:t>Engineering Manager and hands-on software engineering leader with 15+ years of experience building software products, leading teams and modernising complex platforms. I help teams make sense of messy legacy systems, turn unclear problems into practical delivery plans, and keep business-critical work moving without losing sight of quality. My leadership style mirrors effective LLM engineering: clear intent, enough context, practical guardrails, measurable success and tight feedback loops. I use LLM tools in work and personal projects to speed up research, prototyping, documentation and analysis, while keeping human review and engineering judgement at the centre.</w:t>
@@ -148,7 +165,8 @@
     <w:p>
       <w:pPr>
         <w:pStyle w:val="Heading1"/>
-        <w:spacing w:before="200" w:after="100" w:line="240" w:lineRule="auto"/>
+        <w:keepNext/>
+        <w:spacing w:before="160" w:after="60" w:line="240" w:lineRule="auto"/>
         <w:pBdr>
           <w:bottom w:val="single" w:sz="6" w:space="6" w:color="D9E2F3"/>
         </w:pBdr>
@@ -158,7 +176,7 @@
           <w:rFonts w:ascii="Calibri" w:hAnsi="Calibri" w:eastAsia="Calibri"/>
           <w:b/>
           <w:color w:val="2E74B5"/>
-          <w:sz w:val="23"/>
+          <w:sz w:val="22"/>
           <w:u w:val="none"/>
         </w:rPr>
         <w:t>KEY SKILLS</w:t>
@@ -167,8 +185,291 @@
     <w:p>
       <w:pPr>
         <w:pStyle w:val="ListBullet"/>
-        <w:spacing w:after="60" w:line="259" w:lineRule="auto"/>
+        <w:spacing w:after="40" w:line="247" w:lineRule="auto"/>
         <w:ind w:left="360" w:hanging="360"/>
+      </w:pPr>
+      <w:r>
+        <w:rPr>
+          <w:rFonts w:ascii="Calibri" w:hAnsi="Calibri" w:eastAsia="Calibri"/>
+          <w:b/>
+          <w:color w:val="222222"/>
+          <w:sz w:val="19"/>
+          <w:u w:val="none"/>
+        </w:rPr>
+        <w:t>Software engineering leadership:</w:t>
+      </w:r>
+      <w:r>
+        <w:rPr>
+          <w:rFonts w:ascii="Calibri" w:hAnsi="Calibri" w:eastAsia="Calibri"/>
+          <w:b w:val="0"/>
+          <w:color w:val="222222"/>
+          <w:sz w:val="19"/>
+          <w:u w:val="none"/>
+        </w:rPr>
+        <w:t xml:space="preserve"> Engineering Manager, Software Engineering Manager, Engineering Lead, Technical Lead, people leadership, team coaching, hiring support, career development, performance conversations and 1:1 feedback.</w:t>
+      </w:r>
+    </w:p>
+    <w:p>
+      <w:pPr>
+        <w:pStyle w:val="ListBullet"/>
+        <w:spacing w:after="40" w:line="247" w:lineRule="auto"/>
+        <w:ind w:left="360" w:hanging="360"/>
+      </w:pPr>
+      <w:r>
+        <w:rPr>
+          <w:rFonts w:ascii="Calibri" w:hAnsi="Calibri" w:eastAsia="Calibri"/>
+          <w:b/>
+          <w:color w:val="222222"/>
+          <w:sz w:val="19"/>
+          <w:u w:val="none"/>
+        </w:rPr>
+        <w:t>Delivery and stakeholder management:</w:t>
+      </w:r>
+      <w:r>
+        <w:rPr>
+          <w:rFonts w:ascii="Calibri" w:hAnsi="Calibri" w:eastAsia="Calibri"/>
+          <w:b w:val="0"/>
+          <w:color w:val="222222"/>
+          <w:sz w:val="19"/>
+          <w:u w:val="none"/>
+        </w:rPr>
+        <w:t xml:space="preserve"> Agile delivery, software delivery lifecycle, SDLC, roadmap planning, delivery ownership, scope and debt tradeoffs, executive communication, vendor management and cross team dependency management.</w:t>
+      </w:r>
+    </w:p>
+    <w:p>
+      <w:pPr>
+        <w:pStyle w:val="ListBullet"/>
+        <w:spacing w:after="40" w:line="247" w:lineRule="auto"/>
+        <w:ind w:left="360" w:hanging="360"/>
+      </w:pPr>
+      <w:r>
+        <w:rPr>
+          <w:rFonts w:ascii="Calibri" w:hAnsi="Calibri" w:eastAsia="Calibri"/>
+          <w:b/>
+          <w:color w:val="222222"/>
+          <w:sz w:val="19"/>
+          <w:u w:val="none"/>
+        </w:rPr>
+        <w:t>Platform modernisation and architecture:</w:t>
+      </w:r>
+      <w:r>
+        <w:rPr>
+          <w:rFonts w:ascii="Calibri" w:hAnsi="Calibri" w:eastAsia="Calibri"/>
+          <w:b w:val="0"/>
+          <w:color w:val="222222"/>
+          <w:sz w:val="19"/>
+          <w:u w:val="none"/>
+        </w:rPr>
+        <w:t xml:space="preserve"> Strangler Fig migration, monolith decomposition, service boundaries, backward compatibility, REST APIs, CQRS, event driven architecture, gRPC, clean architecture, Vertical Slice Architecture and domain modelling.</w:t>
+      </w:r>
+    </w:p>
+    <w:p>
+      <w:pPr>
+        <w:pStyle w:val="ListBullet"/>
+        <w:spacing w:after="40" w:line="247" w:lineRule="auto"/>
+        <w:ind w:left="360" w:hanging="360"/>
+      </w:pPr>
+      <w:r>
+        <w:rPr>
+          <w:rFonts w:ascii="Calibri" w:hAnsi="Calibri" w:eastAsia="Calibri"/>
+          <w:b/>
+          <w:color w:val="222222"/>
+          <w:sz w:val="19"/>
+          <w:u w:val="none"/>
+        </w:rPr>
+        <w:t>Cloud, DevOps and data:</w:t>
+      </w:r>
+      <w:r>
+        <w:rPr>
+          <w:rFonts w:ascii="Calibri" w:hAnsi="Calibri" w:eastAsia="Calibri"/>
+          <w:b w:val="0"/>
+          <w:color w:val="222222"/>
+          <w:sz w:val="19"/>
+          <w:u w:val="none"/>
+        </w:rPr>
+        <w:t xml:space="preserve"> AWS, GCP, Kubernetes, EKS, Docker, GitHub Actions, Octopus, OpenTelemetry, observability, incident response, service reliability, SQL Server, PostgreSQL, Snowflake, BigQuery and data migration.</w:t>
+      </w:r>
+    </w:p>
+    <w:p>
+      <w:pPr>
+        <w:pStyle w:val="ListBullet"/>
+        <w:spacing w:after="40" w:line="247" w:lineRule="auto"/>
+        <w:ind w:left="360" w:hanging="360"/>
+      </w:pPr>
+      <w:r>
+        <w:rPr>
+          <w:rFonts w:ascii="Calibri" w:hAnsi="Calibri" w:eastAsia="Calibri"/>
+          <w:b/>
+          <w:color w:val="222222"/>
+          <w:sz w:val="19"/>
+          <w:u w:val="none"/>
+        </w:rPr>
+        <w:t>Hands-on engineering toolkit:</w:t>
+      </w:r>
+      <w:r>
+        <w:rPr>
+          <w:rFonts w:ascii="Calibri" w:hAnsi="Calibri" w:eastAsia="Calibri"/>
+          <w:b w:val="0"/>
+          <w:color w:val="222222"/>
+          <w:sz w:val="19"/>
+          <w:u w:val="none"/>
+        </w:rPr>
+        <w:t xml:space="preserve"> C# and .NET, REST APIs, SQL, React, Node.js, Next.js, Firebase, Supabase, Flutter, DevOps automation and AI-assisted prototyping.</w:t>
+      </w:r>
+    </w:p>
+    <w:p>
+      <w:pPr>
+        <w:pStyle w:val="Heading1"/>
+        <w:keepNext/>
+        <w:spacing w:before="160" w:after="60" w:line="240" w:lineRule="auto"/>
+        <w:pBdr>
+          <w:bottom w:val="single" w:sz="6" w:space="6" w:color="D9E2F3"/>
+        </w:pBdr>
+      </w:pPr>
+      <w:r>
+        <w:rPr>
+          <w:rFonts w:ascii="Calibri" w:hAnsi="Calibri" w:eastAsia="Calibri"/>
+          <w:b/>
+          <w:color w:val="2E74B5"/>
+          <w:sz w:val="22"/>
+          <w:u w:val="none"/>
+        </w:rPr>
+        <w:t>LEADERSHIP &amp; AI-AWARE DELIVERY STRENGTHS</w:t>
+      </w:r>
+    </w:p>
+    <w:p>
+      <w:pPr>
+        <w:pStyle w:val="ListBullet"/>
+        <w:spacing w:after="40" w:line="247" w:lineRule="auto"/>
+        <w:ind w:left="360" w:hanging="360"/>
+      </w:pPr>
+      <w:r>
+        <w:rPr>
+          <w:rFonts w:ascii="Calibri" w:hAnsi="Calibri" w:eastAsia="Calibri"/>
+          <w:b/>
+          <w:color w:val="222222"/>
+          <w:sz w:val="19"/>
+          <w:u w:val="none"/>
+        </w:rPr>
+        <w:t>Prompt engineering / clear communication:</w:t>
+      </w:r>
+      <w:r>
+        <w:rPr>
+          <w:rFonts w:ascii="Calibri" w:hAnsi="Calibri" w:eastAsia="Calibri"/>
+          <w:b w:val="0"/>
+          <w:color w:val="222222"/>
+          <w:sz w:val="19"/>
+          <w:u w:val="none"/>
+        </w:rPr>
+        <w:t xml:space="preserve"> Turns blurry requests into explicit intent, tradeoffs, decisions and next steps so teams and stakeholders know what is actually being asked.</w:t>
+      </w:r>
+    </w:p>
+    <w:p>
+      <w:pPr>
+        <w:pStyle w:val="ListBullet"/>
+        <w:spacing w:after="40" w:line="247" w:lineRule="auto"/>
+        <w:ind w:left="360" w:hanging="360"/>
+      </w:pPr>
+      <w:r>
+        <w:rPr>
+          <w:rFonts w:ascii="Calibri" w:hAnsi="Calibri" w:eastAsia="Calibri"/>
+          <w:b/>
+          <w:color w:val="222222"/>
+          <w:sz w:val="19"/>
+          <w:u w:val="none"/>
+        </w:rPr>
+        <w:t>Context engineering / shared why:</w:t>
+      </w:r>
+      <w:r>
+        <w:rPr>
+          <w:rFonts w:ascii="Calibri" w:hAnsi="Calibri" w:eastAsia="Calibri"/>
+          <w:b w:val="0"/>
+          <w:color w:val="222222"/>
+          <w:sz w:val="19"/>
+          <w:u w:val="none"/>
+        </w:rPr>
+        <w:t xml:space="preserve"> Gives teams the background, constraints and business reasoning behind work, so implementation choices fit the problem instead of only the ticket.</w:t>
+      </w:r>
+    </w:p>
+    <w:p>
+      <w:pPr>
+        <w:pStyle w:val="ListBullet"/>
+        <w:spacing w:after="40" w:line="247" w:lineRule="auto"/>
+        <w:ind w:left="360" w:hanging="360"/>
+      </w:pPr>
+      <w:r>
+        <w:rPr>
+          <w:rFonts w:ascii="Calibri" w:hAnsi="Calibri" w:eastAsia="Calibri"/>
+          <w:b/>
+          <w:color w:val="222222"/>
+          <w:sz w:val="19"/>
+          <w:u w:val="none"/>
+        </w:rPr>
+        <w:t>Harness engineering / delivery guardrails:</w:t>
+      </w:r>
+      <w:r>
+        <w:rPr>
+          <w:rFonts w:ascii="Calibri" w:hAnsi="Calibri" w:eastAsia="Calibri"/>
+          <w:b w:val="0"/>
+          <w:color w:val="222222"/>
+          <w:sz w:val="19"/>
+          <w:u w:val="none"/>
+        </w:rPr>
+        <w:t xml:space="preserve"> Defines goals, boundaries, operating agreements and measurable success criteria, making "good" concrete and reducing tangents.</w:t>
+      </w:r>
+    </w:p>
+    <w:p>
+      <w:pPr>
+        <w:pStyle w:val="ListBullet"/>
+        <w:spacing w:after="40" w:line="247" w:lineRule="auto"/>
+        <w:ind w:left="360" w:hanging="360"/>
+      </w:pPr>
+      <w:r>
+        <w:rPr>
+          <w:rFonts w:ascii="Calibri" w:hAnsi="Calibri" w:eastAsia="Calibri"/>
+          <w:b/>
+          <w:color w:val="222222"/>
+          <w:sz w:val="19"/>
+          <w:u w:val="none"/>
+        </w:rPr>
+        <w:t>Loop engineering / autonomous improvement:</w:t>
+      </w:r>
+      <w:r>
+        <w:rPr>
+          <w:rFonts w:ascii="Calibri" w:hAnsi="Calibri" w:eastAsia="Calibri"/>
+          <w:b w:val="0"/>
+          <w:color w:val="222222"/>
+          <w:sz w:val="19"/>
+          <w:u w:val="none"/>
+        </w:rPr>
+        <w:t xml:space="preserve"> Sets clear goals, then drives build, test, verify, deploy and feedback loops so teams can make local decisions without micromanagement.</w:t>
+      </w:r>
+    </w:p>
+    <w:p>
+      <w:pPr>
+        <w:pStyle w:val="Heading1"/>
+        <w:keepNext/>
+        <w:spacing w:before="160" w:after="60" w:line="240" w:lineRule="auto"/>
+        <w:pBdr>
+          <w:bottom w:val="single" w:sz="6" w:space="6" w:color="D9E2F3"/>
+        </w:pBdr>
+      </w:pPr>
+      <w:r>
+        <w:rPr>
+          <w:rFonts w:ascii="Calibri" w:hAnsi="Calibri" w:eastAsia="Calibri"/>
+          <w:b/>
+          <w:color w:val="2E74B5"/>
+          <w:sz w:val="22"/>
+          <w:u w:val="none"/>
+        </w:rPr>
+        <w:t>PROFESSIONAL EXPERIENCE</w:t>
+      </w:r>
+    </w:p>
+    <w:p>
+      <w:pPr>
+        <w:pStyle w:val="Heading2"/>
+        <w:keepNext/>
+        <w:spacing w:before="100" w:after="0" w:line="240" w:lineRule="auto"/>
       </w:pPr>
       <w:r>
         <w:rPr>
@@ -178,291 +479,12 @@
           <w:sz w:val="20"/>
           <w:u w:val="none"/>
         </w:rPr>
-        <w:t>Software engineering leadership:</w:t>
-      </w:r>
-      <w:r>
-        <w:rPr>
-          <w:rFonts w:ascii="Calibri" w:hAnsi="Calibri" w:eastAsia="Calibri"/>
-          <w:b w:val="0"/>
-          <w:color w:val="222222"/>
-          <w:sz w:val="20"/>
-          <w:u w:val="none"/>
-        </w:rPr>
-        <w:t xml:space="preserve"> Engineering Manager, Software Engineering Manager, Engineering Lead, Technical Lead, people leadership, team coaching, hiring support, career development, performance conversations and 1:1 feedback.</w:t>
-      </w:r>
-    </w:p>
-    <w:p>
-      <w:pPr>
-        <w:pStyle w:val="ListBullet"/>
-        <w:spacing w:after="60" w:line="259" w:lineRule="auto"/>
-        <w:ind w:left="360" w:hanging="360"/>
-      </w:pPr>
-      <w:r>
-        <w:rPr>
-          <w:rFonts w:ascii="Calibri" w:hAnsi="Calibri" w:eastAsia="Calibri"/>
-          <w:b/>
-          <w:color w:val="222222"/>
-          <w:sz w:val="20"/>
-          <w:u w:val="none"/>
-        </w:rPr>
-        <w:t>Delivery and stakeholder management:</w:t>
-      </w:r>
-      <w:r>
-        <w:rPr>
-          <w:rFonts w:ascii="Calibri" w:hAnsi="Calibri" w:eastAsia="Calibri"/>
-          <w:b w:val="0"/>
-          <w:color w:val="222222"/>
-          <w:sz w:val="20"/>
-          <w:u w:val="none"/>
-        </w:rPr>
-        <w:t xml:space="preserve"> Agile delivery, software delivery lifecycle, SDLC, roadmap planning, delivery ownership, scope and debt tradeoffs, executive communication, vendor management and cross team dependency management.</w:t>
-      </w:r>
-    </w:p>
-    <w:p>
-      <w:pPr>
-        <w:pStyle w:val="ListBullet"/>
-        <w:spacing w:after="60" w:line="259" w:lineRule="auto"/>
-        <w:ind w:left="360" w:hanging="360"/>
-      </w:pPr>
-      <w:r>
-        <w:rPr>
-          <w:rFonts w:ascii="Calibri" w:hAnsi="Calibri" w:eastAsia="Calibri"/>
-          <w:b/>
-          <w:color w:val="222222"/>
-          <w:sz w:val="20"/>
-          <w:u w:val="none"/>
-        </w:rPr>
-        <w:t>Platform modernisation and architecture:</w:t>
-      </w:r>
-      <w:r>
-        <w:rPr>
-          <w:rFonts w:ascii="Calibri" w:hAnsi="Calibri" w:eastAsia="Calibri"/>
-          <w:b w:val="0"/>
-          <w:color w:val="222222"/>
-          <w:sz w:val="20"/>
-          <w:u w:val="none"/>
-        </w:rPr>
-        <w:t xml:space="preserve"> Strangler Fig migration, monolith decomposition, service boundaries, backward compatibility, REST APIs, CQRS, event driven architecture, gRPC, clean architecture, Vertical Slice Architecture and domain modelling.</w:t>
-      </w:r>
-    </w:p>
-    <w:p>
-      <w:pPr>
-        <w:pStyle w:val="ListBullet"/>
-        <w:spacing w:after="60" w:line="259" w:lineRule="auto"/>
-        <w:ind w:left="360" w:hanging="360"/>
-      </w:pPr>
-      <w:r>
-        <w:rPr>
-          <w:rFonts w:ascii="Calibri" w:hAnsi="Calibri" w:eastAsia="Calibri"/>
-          <w:b/>
-          <w:color w:val="222222"/>
-          <w:sz w:val="20"/>
-          <w:u w:val="none"/>
-        </w:rPr>
-        <w:t>Cloud, DevOps and data:</w:t>
-      </w:r>
-      <w:r>
-        <w:rPr>
-          <w:rFonts w:ascii="Calibri" w:hAnsi="Calibri" w:eastAsia="Calibri"/>
-          <w:b w:val="0"/>
-          <w:color w:val="222222"/>
-          <w:sz w:val="20"/>
-          <w:u w:val="none"/>
-        </w:rPr>
-        <w:t xml:space="preserve"> AWS, GCP, Kubernetes, EKS, Docker, GitHub Actions, Octopus, OpenTelemetry, observability, incident response, service reliability, SQL Server, PostgreSQL, Snowflake, BigQuery and data migration.</w:t>
-      </w:r>
-    </w:p>
-    <w:p>
-      <w:pPr>
-        <w:pStyle w:val="ListBullet"/>
-        <w:spacing w:after="60" w:line="259" w:lineRule="auto"/>
-        <w:ind w:left="360" w:hanging="360"/>
-      </w:pPr>
-      <w:r>
-        <w:rPr>
-          <w:rFonts w:ascii="Calibri" w:hAnsi="Calibri" w:eastAsia="Calibri"/>
-          <w:b/>
-          <w:color w:val="222222"/>
-          <w:sz w:val="20"/>
-          <w:u w:val="none"/>
-        </w:rPr>
-        <w:t>Hands-on engineering toolkit:</w:t>
-      </w:r>
-      <w:r>
-        <w:rPr>
-          <w:rFonts w:ascii="Calibri" w:hAnsi="Calibri" w:eastAsia="Calibri"/>
-          <w:b w:val="0"/>
-          <w:color w:val="222222"/>
-          <w:sz w:val="20"/>
-          <w:u w:val="none"/>
-        </w:rPr>
-        <w:t xml:space="preserve"> C# and .NET, REST APIs, SQL, React, Node.js, Next.js, Firebase, Supabase, Flutter, DevOps automation and AI-assisted prototyping.</w:t>
-      </w:r>
-    </w:p>
-    <w:p>
-      <w:pPr>
-        <w:pStyle w:val="Heading1"/>
-        <w:spacing w:before="200" w:after="100" w:line="240" w:lineRule="auto"/>
-        <w:pBdr>
-          <w:bottom w:val="single" w:sz="6" w:space="6" w:color="D9E2F3"/>
-        </w:pBdr>
-      </w:pPr>
-      <w:r>
-        <w:rPr>
-          <w:rFonts w:ascii="Calibri" w:hAnsi="Calibri" w:eastAsia="Calibri"/>
-          <w:b/>
-          <w:color w:val="2E74B5"/>
-          <w:sz w:val="23"/>
-          <w:u w:val="none"/>
-        </w:rPr>
-        <w:t>LEADERSHIP &amp; AI-AWARE DELIVERY STRENGTHS</w:t>
-      </w:r>
-    </w:p>
-    <w:p>
-      <w:pPr>
-        <w:pStyle w:val="ListBullet"/>
-        <w:spacing w:after="60" w:line="259" w:lineRule="auto"/>
-        <w:ind w:left="360" w:hanging="360"/>
-      </w:pPr>
-      <w:r>
-        <w:rPr>
-          <w:rFonts w:ascii="Calibri" w:hAnsi="Calibri" w:eastAsia="Calibri"/>
-          <w:b/>
-          <w:color w:val="222222"/>
-          <w:sz w:val="20"/>
-          <w:u w:val="none"/>
-        </w:rPr>
-        <w:t>Prompt engineering / clear communication:</w:t>
-      </w:r>
-      <w:r>
-        <w:rPr>
-          <w:rFonts w:ascii="Calibri" w:hAnsi="Calibri" w:eastAsia="Calibri"/>
-          <w:b w:val="0"/>
-          <w:color w:val="222222"/>
-          <w:sz w:val="20"/>
-          <w:u w:val="none"/>
-        </w:rPr>
-        <w:t xml:space="preserve"> Turns blurry requests into explicit intent, tradeoffs, decisions and next steps so teams and stakeholders know what is actually being asked.</w:t>
-      </w:r>
-    </w:p>
-    <w:p>
-      <w:pPr>
-        <w:pStyle w:val="ListBullet"/>
-        <w:spacing w:after="60" w:line="259" w:lineRule="auto"/>
-        <w:ind w:left="360" w:hanging="360"/>
-      </w:pPr>
-      <w:r>
-        <w:rPr>
-          <w:rFonts w:ascii="Calibri" w:hAnsi="Calibri" w:eastAsia="Calibri"/>
-          <w:b/>
-          <w:color w:val="222222"/>
-          <w:sz w:val="20"/>
-          <w:u w:val="none"/>
-        </w:rPr>
-        <w:t>Context engineering / shared why:</w:t>
-      </w:r>
-      <w:r>
-        <w:rPr>
-          <w:rFonts w:ascii="Calibri" w:hAnsi="Calibri" w:eastAsia="Calibri"/>
-          <w:b w:val="0"/>
-          <w:color w:val="222222"/>
-          <w:sz w:val="20"/>
-          <w:u w:val="none"/>
-        </w:rPr>
-        <w:t xml:space="preserve"> Gives teams the background, constraints and business reasoning behind work, so implementation choices fit the problem instead of only the ticket.</w:t>
-      </w:r>
-    </w:p>
-    <w:p>
-      <w:pPr>
-        <w:pStyle w:val="ListBullet"/>
-        <w:spacing w:after="60" w:line="259" w:lineRule="auto"/>
-        <w:ind w:left="360" w:hanging="360"/>
-      </w:pPr>
-      <w:r>
-        <w:rPr>
-          <w:rFonts w:ascii="Calibri" w:hAnsi="Calibri" w:eastAsia="Calibri"/>
-          <w:b/>
-          <w:color w:val="222222"/>
-          <w:sz w:val="20"/>
-          <w:u w:val="none"/>
-        </w:rPr>
-        <w:t>Harness engineering / delivery guardrails:</w:t>
-      </w:r>
-      <w:r>
-        <w:rPr>
-          <w:rFonts w:ascii="Calibri" w:hAnsi="Calibri" w:eastAsia="Calibri"/>
-          <w:b w:val="0"/>
-          <w:color w:val="222222"/>
-          <w:sz w:val="20"/>
-          <w:u w:val="none"/>
-        </w:rPr>
-        <w:t xml:space="preserve"> Defines goals, boundaries, operating agreements and measurable success criteria, making "good" concrete and reducing tangents.</w:t>
-      </w:r>
-    </w:p>
-    <w:p>
-      <w:pPr>
-        <w:pStyle w:val="ListBullet"/>
-        <w:spacing w:after="60" w:line="259" w:lineRule="auto"/>
-        <w:ind w:left="360" w:hanging="360"/>
-      </w:pPr>
-      <w:r>
-        <w:rPr>
-          <w:rFonts w:ascii="Calibri" w:hAnsi="Calibri" w:eastAsia="Calibri"/>
-          <w:b/>
-          <w:color w:val="222222"/>
-          <w:sz w:val="20"/>
-          <w:u w:val="none"/>
-        </w:rPr>
-        <w:t>Loop engineering / autonomous improvement:</w:t>
-      </w:r>
-      <w:r>
-        <w:rPr>
-          <w:rFonts w:ascii="Calibri" w:hAnsi="Calibri" w:eastAsia="Calibri"/>
-          <w:b w:val="0"/>
-          <w:color w:val="222222"/>
-          <w:sz w:val="20"/>
-          <w:u w:val="none"/>
-        </w:rPr>
-        <w:t xml:space="preserve"> Sets clear goals, then drives build, test, verify, deploy and feedback loops so teams can make local decisions without micromanagement.</w:t>
-      </w:r>
-    </w:p>
-    <w:p>
-      <w:pPr>
-        <w:pStyle w:val="Heading1"/>
-        <w:spacing w:before="200" w:after="100" w:line="240" w:lineRule="auto"/>
-        <w:pBdr>
-          <w:bottom w:val="single" w:sz="6" w:space="6" w:color="D9E2F3"/>
-        </w:pBdr>
-      </w:pPr>
-      <w:r>
-        <w:rPr>
-          <w:rFonts w:ascii="Calibri" w:hAnsi="Calibri" w:eastAsia="Calibri"/>
-          <w:b/>
-          <w:color w:val="2E74B5"/>
-          <w:sz w:val="23"/>
-          <w:u w:val="none"/>
-        </w:rPr>
-        <w:t>PROFESSIONAL EXPERIENCE</w:t>
-      </w:r>
-    </w:p>
-    <w:p>
-      <w:pPr>
-        <w:pStyle w:val="Heading2"/>
-        <w:spacing w:before="140" w:after="20" w:line="240" w:lineRule="auto"/>
-      </w:pPr>
-      <w:r>
-        <w:rPr>
-          <w:rFonts w:ascii="Calibri" w:hAnsi="Calibri" w:eastAsia="Calibri"/>
-          <w:b/>
-          <w:color w:val="222222"/>
-          <w:sz w:val="21"/>
-          <w:u w:val="none"/>
-        </w:rPr>
         <w:t>Engineering Manager, MyCRM Replatforming | Loan Market Group</w:t>
       </w:r>
     </w:p>
     <w:p>
       <w:pPr>
+        <w:keepNext/>
         <w:spacing w:before="0" w:after="80" w:line="240" w:lineRule="auto"/>
       </w:pPr>
       <w:r>
@@ -479,7 +501,195 @@
     <w:p>
       <w:pPr>
         <w:pStyle w:val="Heading3"/>
-        <w:spacing w:before="60" w:after="40" w:line="240" w:lineRule="auto"/>
+        <w:keepNext/>
+        <w:spacing w:before="40" w:after="20" w:line="240" w:lineRule="auto"/>
+      </w:pPr>
+      <w:r>
+        <w:rPr>
+          <w:rFonts w:ascii="Calibri" w:hAnsi="Calibri" w:eastAsia="Calibri"/>
+          <w:b/>
+          <w:color w:val="222222"/>
+          <w:sz w:val="19"/>
+          <w:u w:val="none"/>
+        </w:rPr>
+        <w:t>Selected initiative: Contact Replatform, centralising contact mutation and retrieval</w:t>
+      </w:r>
+    </w:p>
+    <w:p>
+      <w:pPr>
+        <w:pStyle w:val="ListBullet"/>
+        <w:spacing w:after="40" w:line="247" w:lineRule="auto"/>
+        <w:ind w:left="360" w:hanging="360"/>
+      </w:pPr>
+      <w:r>
+        <w:rPr>
+          <w:rFonts w:ascii="Calibri" w:hAnsi="Calibri" w:eastAsia="Calibri"/>
+          <w:b w:val="0"/>
+          <w:color w:val="222222"/>
+          <w:sz w:val="19"/>
+          <w:u w:val="none"/>
+        </w:rPr>
+        <w:t>Leading the highest-complexity MyCRM replatform initiative: contacts are entangled across more than half of the monolith's business logic, with historical edge cases and patches spread across screens, workflows and services.</w:t>
+      </w:r>
+    </w:p>
+    <w:p>
+      <w:pPr>
+        <w:pStyle w:val="ListBullet"/>
+        <w:spacing w:after="40" w:line="247" w:lineRule="auto"/>
+        <w:ind w:left="360" w:hanging="360"/>
+      </w:pPr>
+      <w:r>
+        <w:rPr>
+          <w:rFonts w:ascii="Calibri" w:hAnsi="Calibri" w:eastAsia="Calibri"/>
+          <w:b w:val="0"/>
+          <w:color w:val="222222"/>
+          <w:sz w:val="19"/>
+          <w:u w:val="none"/>
+        </w:rPr>
+        <w:t>Building Contact v2 with backward compatibility and future-facing architecture, while untangling fragmented product logic into centralised mutation and retrieval paths and clearer ownership and authorisation boundaries.</w:t>
+      </w:r>
+    </w:p>
+    <w:p>
+      <w:pPr>
+        <w:pStyle w:val="ListBullet"/>
+        <w:spacing w:after="40" w:line="247" w:lineRule="auto"/>
+        <w:ind w:left="360" w:hanging="360"/>
+      </w:pPr>
+      <w:r>
+        <w:rPr>
+          <w:rFonts w:ascii="Calibri" w:hAnsi="Calibri" w:eastAsia="Calibri"/>
+          <w:b w:val="0"/>
+          <w:color w:val="222222"/>
+          <w:sz w:val="19"/>
+          <w:u w:val="none"/>
+        </w:rPr>
+        <w:t>Using a Strangler Fig approach: facade over the existing data store first, gradual migration of legacy consumers, then replacement of the underlying data model once behaviours are controlled.</w:t>
+      </w:r>
+    </w:p>
+    <w:p>
+      <w:pPr>
+        <w:pStyle w:val="ListBullet"/>
+        <w:spacing w:after="40" w:line="247" w:lineRule="auto"/>
+        <w:ind w:left="360" w:hanging="360"/>
+      </w:pPr>
+      <w:r>
+        <w:rPr>
+          <w:rFonts w:ascii="Calibri" w:hAnsi="Calibri" w:eastAsia="Calibri"/>
+          <w:b w:val="0"/>
+          <w:color w:val="222222"/>
+          <w:sz w:val="19"/>
+          <w:u w:val="none"/>
+        </w:rPr>
+        <w:t>Positioning Contact as a reference architecture for future MyCRM work, applying CQRS, domain and integration events, gRPC internal communication, clean architecture, Vertical Slice Architecture and stronger service boundaries.</w:t>
+      </w:r>
+    </w:p>
+    <w:p>
+      <w:pPr>
+        <w:pStyle w:val="ListBullet"/>
+        <w:spacing w:after="40" w:line="247" w:lineRule="auto"/>
+        <w:ind w:left="360" w:hanging="360"/>
+      </w:pPr>
+      <w:r>
+        <w:rPr>
+          <w:rFonts w:ascii="Calibri" w:hAnsi="Calibri" w:eastAsia="Calibri"/>
+          <w:b w:val="0"/>
+          <w:color w:val="222222"/>
+          <w:sz w:val="19"/>
+          <w:u w:val="none"/>
+        </w:rPr>
+        <w:t>Partnering with product, architecture and frontend teams to introduce a new Material UI-based design system while preserving legacy interoperability during migration.</w:t>
+      </w:r>
+    </w:p>
+    <w:p>
+      <w:pPr>
+        <w:pStyle w:val="Heading3"/>
+        <w:keepNext/>
+        <w:spacing w:before="40" w:after="20" w:line="240" w:lineRule="auto"/>
+      </w:pPr>
+      <w:r>
+        <w:rPr>
+          <w:rFonts w:ascii="Calibri" w:hAnsi="Calibri" w:eastAsia="Calibri"/>
+          <w:b/>
+          <w:color w:val="222222"/>
+          <w:sz w:val="19"/>
+          <w:u w:val="none"/>
+        </w:rPr>
+        <w:t>Selected initiative: Diversified Deals Replatform, generic engagement model for financial deals</w:t>
+      </w:r>
+    </w:p>
+    <w:p>
+      <w:pPr>
+        <w:pStyle w:val="ListBullet"/>
+        <w:spacing w:after="40" w:line="247" w:lineRule="auto"/>
+        <w:ind w:left="360" w:hanging="360"/>
+      </w:pPr>
+      <w:r>
+        <w:rPr>
+          <w:rFonts w:ascii="Calibri" w:hAnsi="Calibri" w:eastAsia="Calibri"/>
+          <w:b w:val="0"/>
+          <w:color w:val="222222"/>
+          <w:sz w:val="19"/>
+          <w:u w:val="none"/>
+        </w:rPr>
+        <w:t>Led replatforming of residential-focused deal capability into a generic Engagement model that can handle multiple product types to support business growth.</w:t>
+      </w:r>
+    </w:p>
+    <w:p>
+      <w:pPr>
+        <w:pStyle w:val="ListBullet"/>
+        <w:spacing w:after="40" w:line="247" w:lineRule="auto"/>
+        <w:ind w:left="360" w:hanging="360"/>
+      </w:pPr>
+      <w:r>
+        <w:rPr>
+          <w:rFonts w:ascii="Calibri" w:hAnsi="Calibri" w:eastAsia="Calibri"/>
+          <w:b w:val="0"/>
+          <w:color w:val="222222"/>
+          <w:sz w:val="19"/>
+          <w:u w:val="none"/>
+        </w:rPr>
+        <w:t>Used the Engagement platform to launch asset finance, commercial and insurance deal journeys, expanding MyCRM beyond residential lending without duplicating core deal logic.</w:t>
+      </w:r>
+    </w:p>
+    <w:p>
+      <w:pPr>
+        <w:pStyle w:val="ListBullet"/>
+        <w:spacing w:after="40" w:line="247" w:lineRule="auto"/>
+        <w:ind w:left="360" w:hanging="360"/>
+      </w:pPr>
+      <w:r>
+        <w:rPr>
+          <w:rFonts w:ascii="Calibri" w:hAnsi="Calibri" w:eastAsia="Calibri"/>
+          <w:b w:val="0"/>
+          <w:color w:val="222222"/>
+          <w:sz w:val="19"/>
+          <w:u w:val="none"/>
+        </w:rPr>
+        <w:t>Drove domain modelling, transition planning, roadmap alignment and stakeholder tradeoffs across product, engineering and business groups.</w:t>
+      </w:r>
+    </w:p>
+    <w:p>
+      <w:pPr>
+        <w:pStyle w:val="ListBullet"/>
+        <w:spacing w:after="40" w:line="247" w:lineRule="auto"/>
+        <w:ind w:left="360" w:hanging="360"/>
+      </w:pPr>
+      <w:r>
+        <w:rPr>
+          <w:rFonts w:ascii="Calibri" w:hAnsi="Calibri" w:eastAsia="Calibri"/>
+          <w:b w:val="0"/>
+          <w:color w:val="222222"/>
+          <w:sz w:val="19"/>
+          <w:u w:val="none"/>
+        </w:rPr>
+        <w:t>Reset expectations and delivery discipline in a struggling team, improving clarity, technical direction and execution focus across a long-running replatform program.</w:t>
+      </w:r>
+    </w:p>
+    <w:p>
+      <w:pPr>
+        <w:pStyle w:val="Heading2"/>
+        <w:keepNext/>
+        <w:spacing w:before="100" w:after="0" w:line="240" w:lineRule="auto"/>
       </w:pPr>
       <w:r>
         <w:rPr>
@@ -489,196 +699,12 @@
           <w:sz w:val="20"/>
           <w:u w:val="none"/>
         </w:rPr>
-        <w:t>Selected initiative: Contact Replatform, centralising contact mutation and retrieval (Jun 2025 to Present)</w:t>
-      </w:r>
-    </w:p>
-    <w:p>
-      <w:pPr>
-        <w:pStyle w:val="ListBullet"/>
-        <w:spacing w:after="60" w:line="259" w:lineRule="auto"/>
-        <w:ind w:left="360" w:hanging="360"/>
-      </w:pPr>
-      <w:r>
-        <w:rPr>
-          <w:rFonts w:ascii="Calibri" w:hAnsi="Calibri" w:eastAsia="Calibri"/>
-          <w:b w:val="0"/>
-          <w:color w:val="222222"/>
-          <w:sz w:val="20"/>
-          <w:u w:val="none"/>
-        </w:rPr>
-        <w:t>Leading the highest-complexity MyCRM replatform initiative: contacts are entangled across more than half of the monolith's business logic, with historical edge cases and patches spread across screens, workflows and services.</w:t>
-      </w:r>
-    </w:p>
-    <w:p>
-      <w:pPr>
-        <w:pStyle w:val="ListBullet"/>
-        <w:spacing w:after="60" w:line="259" w:lineRule="auto"/>
-        <w:ind w:left="360" w:hanging="360"/>
-      </w:pPr>
-      <w:r>
-        <w:rPr>
-          <w:rFonts w:ascii="Calibri" w:hAnsi="Calibri" w:eastAsia="Calibri"/>
-          <w:b w:val="0"/>
-          <w:color w:val="222222"/>
-          <w:sz w:val="20"/>
-          <w:u w:val="none"/>
-        </w:rPr>
-        <w:t>Building Contact v2 with backward compatibility and future-facing architecture, while untangling fragmented product logic into centralised mutation and retrieval paths and clearer ownership and authorisation boundaries.</w:t>
-      </w:r>
-    </w:p>
-    <w:p>
-      <w:pPr>
-        <w:pStyle w:val="ListBullet"/>
-        <w:spacing w:after="60" w:line="259" w:lineRule="auto"/>
-        <w:ind w:left="360" w:hanging="360"/>
-      </w:pPr>
-      <w:r>
-        <w:rPr>
-          <w:rFonts w:ascii="Calibri" w:hAnsi="Calibri" w:eastAsia="Calibri"/>
-          <w:b w:val="0"/>
-          <w:color w:val="222222"/>
-          <w:sz w:val="20"/>
-          <w:u w:val="none"/>
-        </w:rPr>
-        <w:t>Using a Strangler Fig approach: facade over the existing data store first, gradual migration of legacy consumers, then replacement of the underlying data model once behaviours are controlled.</w:t>
-      </w:r>
-    </w:p>
-    <w:p>
-      <w:pPr>
-        <w:pStyle w:val="ListBullet"/>
-        <w:spacing w:after="60" w:line="259" w:lineRule="auto"/>
-        <w:ind w:left="360" w:hanging="360"/>
-      </w:pPr>
-      <w:r>
-        <w:rPr>
-          <w:rFonts w:ascii="Calibri" w:hAnsi="Calibri" w:eastAsia="Calibri"/>
-          <w:b w:val="0"/>
-          <w:color w:val="222222"/>
-          <w:sz w:val="20"/>
-          <w:u w:val="none"/>
-        </w:rPr>
-        <w:t>Positioning Contact as a reference architecture for future MyCRM work, applying CQRS, domain and integration events, gRPC internal communication, clean architecture, Vertical Slice Architecture and stronger service boundaries.</w:t>
-      </w:r>
-    </w:p>
-    <w:p>
-      <w:pPr>
-        <w:pStyle w:val="ListBullet"/>
-        <w:spacing w:after="60" w:line="259" w:lineRule="auto"/>
-        <w:ind w:left="360" w:hanging="360"/>
-      </w:pPr>
-      <w:r>
-        <w:rPr>
-          <w:rFonts w:ascii="Calibri" w:hAnsi="Calibri" w:eastAsia="Calibri"/>
-          <w:b w:val="0"/>
-          <w:color w:val="222222"/>
-          <w:sz w:val="20"/>
-          <w:u w:val="none"/>
-        </w:rPr>
-        <w:t>Partnering with product, architecture and frontend teams to introduce a new Material UI-based design system while preserving legacy interoperability during migration.</w:t>
-      </w:r>
-    </w:p>
-    <w:p>
-      <w:pPr>
-        <w:pStyle w:val="Heading3"/>
-        <w:spacing w:before="60" w:after="40" w:line="240" w:lineRule="auto"/>
-      </w:pPr>
-      <w:r>
-        <w:rPr>
-          <w:rFonts w:ascii="Calibri" w:hAnsi="Calibri" w:eastAsia="Calibri"/>
-          <w:b/>
-          <w:color w:val="222222"/>
-          <w:sz w:val="20"/>
-          <w:u w:val="none"/>
-        </w:rPr>
-        <w:t>Selected initiative: Diversified Deals Replatform, generic engagement model for financial deals (Feb 2023 to Jun 2025)</w:t>
-      </w:r>
-    </w:p>
-    <w:p>
-      <w:pPr>
-        <w:pStyle w:val="ListBullet"/>
-        <w:spacing w:after="60" w:line="259" w:lineRule="auto"/>
-        <w:ind w:left="360" w:hanging="360"/>
-      </w:pPr>
-      <w:r>
-        <w:rPr>
-          <w:rFonts w:ascii="Calibri" w:hAnsi="Calibri" w:eastAsia="Calibri"/>
-          <w:b w:val="0"/>
-          <w:color w:val="222222"/>
-          <w:sz w:val="20"/>
-          <w:u w:val="none"/>
-        </w:rPr>
-        <w:t>Led replatforming of residential-focused deal capability into a generic Engagement model that can handle multiple product types to support business growth.</w:t>
-      </w:r>
-    </w:p>
-    <w:p>
-      <w:pPr>
-        <w:pStyle w:val="ListBullet"/>
-        <w:spacing w:after="60" w:line="259" w:lineRule="auto"/>
-        <w:ind w:left="360" w:hanging="360"/>
-      </w:pPr>
-      <w:r>
-        <w:rPr>
-          <w:rFonts w:ascii="Calibri" w:hAnsi="Calibri" w:eastAsia="Calibri"/>
-          <w:b w:val="0"/>
-          <w:color w:val="222222"/>
-          <w:sz w:val="20"/>
-          <w:u w:val="none"/>
-        </w:rPr>
-        <w:t>Used the Engagement platform to launch asset finance, commercial and insurance deal journeys, expanding MyCRM beyond residential lending without duplicating core deal logic.</w:t>
-      </w:r>
-    </w:p>
-    <w:p>
-      <w:pPr>
-        <w:pStyle w:val="ListBullet"/>
-        <w:spacing w:after="60" w:line="259" w:lineRule="auto"/>
-        <w:ind w:left="360" w:hanging="360"/>
-      </w:pPr>
-      <w:r>
-        <w:rPr>
-          <w:rFonts w:ascii="Calibri" w:hAnsi="Calibri" w:eastAsia="Calibri"/>
-          <w:b w:val="0"/>
-          <w:color w:val="222222"/>
-          <w:sz w:val="20"/>
-          <w:u w:val="none"/>
-        </w:rPr>
-        <w:t>Drove domain modelling, transition planning, roadmap alignment and stakeholder tradeoffs across product, engineering and business groups.</w:t>
-      </w:r>
-    </w:p>
-    <w:p>
-      <w:pPr>
-        <w:pStyle w:val="ListBullet"/>
-        <w:spacing w:after="60" w:line="259" w:lineRule="auto"/>
-        <w:ind w:left="360" w:hanging="360"/>
-      </w:pPr>
-      <w:r>
-        <w:rPr>
-          <w:rFonts w:ascii="Calibri" w:hAnsi="Calibri" w:eastAsia="Calibri"/>
-          <w:b w:val="0"/>
-          <w:color w:val="222222"/>
-          <w:sz w:val="20"/>
-          <w:u w:val="none"/>
-        </w:rPr>
-        <w:t>Reset expectations and delivery discipline in a struggling team, improving clarity, technical direction and execution focus across a long-running replatform program.</w:t>
-      </w:r>
-    </w:p>
-    <w:p>
-      <w:pPr>
-        <w:pStyle w:val="Heading2"/>
-        <w:spacing w:before="140" w:after="20" w:line="240" w:lineRule="auto"/>
-      </w:pPr>
-      <w:r>
-        <w:rPr>
-          <w:rFonts w:ascii="Calibri" w:hAnsi="Calibri" w:eastAsia="Calibri"/>
-          <w:b/>
-          <w:color w:val="222222"/>
-          <w:sz w:val="21"/>
-          <w:u w:val="none"/>
-        </w:rPr>
         <w:t>Engineering Manager, Commission System, Business Insights and Podium Data Migration | Loan Market Group</w:t>
       </w:r>
     </w:p>
     <w:p>
       <w:pPr>
+        <w:keepNext/>
         <w:spacing w:before="0" w:after="80" w:line="240" w:lineRule="auto"/>
       </w:pPr>
       <w:r>
@@ -695,7 +721,7 @@
     <w:p>
       <w:pPr>
         <w:pStyle w:val="ListBullet"/>
-        <w:spacing w:after="60" w:line="259" w:lineRule="auto"/>
+        <w:spacing w:after="40" w:line="247" w:lineRule="auto"/>
         <w:ind w:left="360" w:hanging="360"/>
       </w:pPr>
       <w:r>
@@ -703,7 +729,7 @@
           <w:rFonts w:ascii="Calibri" w:hAnsi="Calibri" w:eastAsia="Calibri"/>
           <w:b w:val="0"/>
           <w:color w:val="222222"/>
-          <w:sz w:val="20"/>
+          <w:sz w:val="19"/>
           <w:u w:val="none"/>
         </w:rPr>
         <w:t>Built and led teams across commissions, reporting and analytics and acquisition migration programs; shaped business cases, roadmaps, discovery and delivery plans for complex domains.</w:t>
@@ -712,7 +738,7 @@
     <w:p>
       <w:pPr>
         <w:pStyle w:val="ListBullet"/>
-        <w:spacing w:after="60" w:line="259" w:lineRule="auto"/>
+        <w:spacing w:after="40" w:line="247" w:lineRule="auto"/>
         <w:ind w:left="360" w:hanging="360"/>
       </w:pPr>
       <w:r>
@@ -720,7 +746,7 @@
           <w:rFonts w:ascii="Calibri" w:hAnsi="Calibri" w:eastAsia="Calibri"/>
           <w:b w:val="0"/>
           <w:color w:val="222222"/>
-          <w:sz w:val="20"/>
+          <w:sz w:val="19"/>
           <w:u w:val="none"/>
         </w:rPr>
         <w:t>Evaluated Snowflake, Starburst, ThoughtSpot, BigQuery, Sisense and related platforms; separated data lake and warehouse concerns and delivered ingestion, transformation and reporting pipelines.</w:t>
@@ -729,7 +755,7 @@
     <w:p>
       <w:pPr>
         <w:pStyle w:val="ListBullet"/>
-        <w:spacing w:after="60" w:line="259" w:lineRule="auto"/>
+        <w:spacing w:after="40" w:line="247" w:lineRule="auto"/>
         <w:ind w:left="360" w:hanging="360"/>
       </w:pPr>
       <w:r>
@@ -737,7 +763,7 @@
           <w:rFonts w:ascii="Calibri" w:hAnsi="Calibri" w:eastAsia="Calibri"/>
           <w:b w:val="0"/>
           <w:color w:val="222222"/>
-          <w:sz w:val="20"/>
+          <w:sz w:val="19"/>
           <w:u w:val="none"/>
         </w:rPr>
         <w:t>Led migration work after acquisitions, including one-off and overnight delta pipelines using SSIS, TaskFactory, Salesforce, Kubernetes jobs and AWS services; supported onshore growth from ~10 to 30+ engineers.</w:t>
@@ -746,14 +772,15 @@
     <w:p>
       <w:pPr>
         <w:pStyle w:val="Heading2"/>
-        <w:spacing w:before="140" w:after="20" w:line="240" w:lineRule="auto"/>
+        <w:keepNext/>
+        <w:spacing w:before="100" w:after="0" w:line="240" w:lineRule="auto"/>
       </w:pPr>
       <w:r>
         <w:rPr>
           <w:rFonts w:ascii="Calibri" w:hAnsi="Calibri" w:eastAsia="Calibri"/>
           <w:b/>
           <w:color w:val="222222"/>
-          <w:sz w:val="21"/>
+          <w:sz w:val="20"/>
           <w:u w:val="none"/>
         </w:rPr>
         <w:t>Engineering Manager, MyCRM Platform Modernisation | Loan Market Group</w:t>
@@ -761,6 +788,7 @@
     </w:p>
     <w:p>
       <w:pPr>
+        <w:keepNext/>
         <w:spacing w:before="0" w:after="80" w:line="240" w:lineRule="auto"/>
       </w:pPr>
       <w:r>
@@ -777,7 +805,7 @@
     <w:p>
       <w:pPr>
         <w:pStyle w:val="ListBullet"/>
-        <w:spacing w:after="60" w:line="259" w:lineRule="auto"/>
+        <w:spacing w:after="40" w:line="247" w:lineRule="auto"/>
         <w:ind w:left="360" w:hanging="360"/>
       </w:pPr>
       <w:r>
@@ -785,7 +813,7 @@
           <w:rFonts w:ascii="Calibri" w:hAnsi="Calibri" w:eastAsia="Calibri"/>
           <w:b w:val="0"/>
           <w:color w:val="222222"/>
-          <w:sz w:val="20"/>
+          <w:sz w:val="19"/>
           <w:u w:val="none"/>
         </w:rPr>
         <w:t>Introduced OpenTelemetry, contextual logging, GitHub Actions and Octopus, improved local development workflows, and led containerisation and Kubernetes/EKS migrations.</w:t>
@@ -794,21 +822,23 @@
     <w:p>
       <w:pPr>
         <w:pStyle w:val="Heading2"/>
-        <w:spacing w:before="140" w:after="20" w:line="240" w:lineRule="auto"/>
+        <w:keepNext/>
+        <w:spacing w:before="100" w:after="0" w:line="240" w:lineRule="auto"/>
       </w:pPr>
       <w:r>
         <w:rPr>
           <w:rFonts w:ascii="Calibri" w:hAnsi="Calibri" w:eastAsia="Calibri"/>
           <w:b/>
           <w:color w:val="222222"/>
-          <w:sz w:val="21"/>
+          <w:sz w:val="20"/>
           <w:u w:val="none"/>
         </w:rPr>
-        <w:t>Senior DevOps Engineer and Senior Engineer, MyCRM Launch and Cloud Modernisation | NZFSG</w:t>
+        <w:t>Senior DevOps Engineer and Senior Engineer, MyCRM Launch and Cloud Modernisation | New Zealand Financial Services Group</w:t>
       </w:r>
     </w:p>
     <w:p>
       <w:pPr>
+        <w:keepNext/>
         <w:spacing w:before="0" w:after="80" w:line="240" w:lineRule="auto"/>
       </w:pPr>
       <w:r>
@@ -825,7 +855,7 @@
     <w:p>
       <w:pPr>
         <w:pStyle w:val="ListBullet"/>
-        <w:spacing w:after="60" w:line="259" w:lineRule="auto"/>
+        <w:spacing w:after="40" w:line="247" w:lineRule="auto"/>
         <w:ind w:left="360" w:hanging="360"/>
       </w:pPr>
       <w:r>
@@ -833,7 +863,7 @@
           <w:rFonts w:ascii="Calibri" w:hAnsi="Calibri" w:eastAsia="Calibri"/>
           <w:b w:val="0"/>
           <w:color w:val="222222"/>
-          <w:sz w:val="20"/>
+          <w:sz w:val="19"/>
           <w:u w:val="none"/>
         </w:rPr>
         <w:t>Helped rebuild, launch and modernise MyCRM across Australia and New Zealand; migrated from on-premises to AWS, CI/CD and improved observability; coordinated security audit activity.</w:t>
@@ -842,7 +872,7 @@
     <w:p>
       <w:pPr>
         <w:pStyle w:val="ListBullet"/>
-        <w:spacing w:after="60" w:line="259" w:lineRule="auto"/>
+        <w:spacing w:after="40" w:line="247" w:lineRule="auto"/>
         <w:ind w:left="360" w:hanging="360"/>
       </w:pPr>
       <w:r>
@@ -850,7 +880,7 @@
           <w:rFonts w:ascii="Calibri" w:hAnsi="Calibri" w:eastAsia="Calibri"/>
           <w:b w:val="0"/>
           <w:color w:val="222222"/>
-          <w:sz w:val="20"/>
+          <w:sz w:val="19"/>
           <w:u w:val="none"/>
         </w:rPr>
         <w:t>Supported offshore expansion from 0 to 30+ engineers and QA staff; team mentoring and culture building; Scrum master for multiple teams.</w:t>
@@ -859,7 +889,7 @@
     <w:p>
       <w:pPr>
         <w:pStyle w:val="ListBullet"/>
-        <w:spacing w:after="60" w:line="259" w:lineRule="auto"/>
+        <w:spacing w:after="40" w:line="247" w:lineRule="auto"/>
         <w:ind w:left="360" w:hanging="360"/>
       </w:pPr>
       <w:r>
@@ -867,7 +897,7 @@
           <w:rFonts w:ascii="Calibri" w:hAnsi="Calibri" w:eastAsia="Calibri"/>
           <w:b w:val="0"/>
           <w:color w:val="222222"/>
-          <w:sz w:val="20"/>
+          <w:sz w:val="19"/>
           <w:u w:val="none"/>
         </w:rPr>
         <w:t>Managed cloud spend, software licensing and vendor cost inputs for the MyCRM platform, balancing operational needs with budget and delivery priorities.</w:t>
@@ -876,7 +906,7 @@
     <w:p>
       <w:pPr>
         <w:pStyle w:val="ListBullet"/>
-        <w:spacing w:after="60" w:line="259" w:lineRule="auto"/>
+        <w:spacing w:after="40" w:line="247" w:lineRule="auto"/>
         <w:ind w:left="360" w:hanging="360"/>
       </w:pPr>
       <w:r>
@@ -884,7 +914,7 @@
           <w:rFonts w:ascii="Calibri" w:hAnsi="Calibri" w:eastAsia="Calibri"/>
           <w:b w:val="0"/>
           <w:color w:val="222222"/>
-          <w:sz w:val="20"/>
+          <w:sz w:val="19"/>
           <w:u w:val="none"/>
         </w:rPr>
         <w:t>Supported production operations, incident response and service reliability for business-critical CRM systems, using monitoring and support feedback to drive continuous improvement.</w:t>
@@ -893,14 +923,15 @@
     <w:p>
       <w:pPr>
         <w:pStyle w:val="Heading2"/>
-        <w:spacing w:before="140" w:after="20" w:line="240" w:lineRule="auto"/>
+        <w:keepNext/>
+        <w:spacing w:before="100" w:after="0" w:line="240" w:lineRule="auto"/>
       </w:pPr>
       <w:r>
         <w:rPr>
           <w:rFonts w:ascii="Calibri" w:hAnsi="Calibri" w:eastAsia="Calibri"/>
           <w:b/>
           <w:color w:val="222222"/>
-          <w:sz w:val="21"/>
+          <w:sz w:val="20"/>
           <w:u w:val="none"/>
         </w:rPr>
         <w:t>Software Engineer | LifeDirect / Inform Holdings / Trade Me</w:t>
@@ -908,6 +939,7 @@
     </w:p>
     <w:p>
       <w:pPr>
+        <w:keepNext/>
         <w:spacing w:before="0" w:after="80" w:line="240" w:lineRule="auto"/>
       </w:pPr>
       <w:r>
@@ -924,7 +956,7 @@
     <w:p>
       <w:pPr>
         <w:pStyle w:val="ListBullet"/>
-        <w:spacing w:after="60" w:line="259" w:lineRule="auto"/>
+        <w:spacing w:after="40" w:line="247" w:lineRule="auto"/>
         <w:ind w:left="360" w:hanging="360"/>
       </w:pPr>
       <w:r>
@@ -932,7 +964,7 @@
           <w:rFonts w:ascii="Calibri" w:hAnsi="Calibri" w:eastAsia="Calibri"/>
           <w:b w:val="0"/>
           <w:color w:val="222222"/>
-          <w:sz w:val="20"/>
+          <w:sz w:val="19"/>
           <w:u w:val="none"/>
         </w:rPr>
         <w:t>Full-stack engineering across online insurance, internal admin, reporting, CRM and hosting operations; built quoting, application and underwriting workflows and mentored team members as the function grew.</w:t>
@@ -941,7 +973,8 @@
     <w:p>
       <w:pPr>
         <w:pStyle w:val="Heading1"/>
-        <w:spacing w:before="200" w:after="100" w:line="240" w:lineRule="auto"/>
+        <w:keepNext/>
+        <w:spacing w:before="160" w:after="60" w:line="240" w:lineRule="auto"/>
         <w:pBdr>
           <w:bottom w:val="single" w:sz="6" w:space="6" w:color="D9E2F3"/>
         </w:pBdr>
@@ -951,7 +984,7 @@
           <w:rFonts w:ascii="Calibri" w:hAnsi="Calibri" w:eastAsia="Calibri"/>
           <w:b/>
           <w:color w:val="2E74B5"/>
-          <w:sz w:val="23"/>
+          <w:sz w:val="22"/>
           <w:u w:val="none"/>
         </w:rPr>
         <w:t>HANDS-ON AI AND LLM-ASSISTED PERSONAL PROJECTS</w:t>
@@ -960,7 +993,7 @@
     <w:p>
       <w:pPr>
         <w:pStyle w:val="ListBullet"/>
-        <w:spacing w:after="60" w:line="259" w:lineRule="auto"/>
+        <w:spacing w:after="40" w:line="247" w:lineRule="auto"/>
         <w:ind w:left="360" w:hanging="360"/>
       </w:pPr>
       <w:r>
@@ -968,7 +1001,7 @@
           <w:rFonts w:ascii="Calibri" w:hAnsi="Calibri" w:eastAsia="Calibri"/>
           <w:b/>
           <w:color w:val="222222"/>
-          <w:sz w:val="20"/>
+          <w:sz w:val="19"/>
           <w:u w:val="none"/>
         </w:rPr>
         <w:t>mqcyb.tranzha.com - Math Quiz / mqcyb:</w:t>
@@ -978,7 +1011,7 @@
           <w:rFonts w:ascii="Calibri" w:hAnsi="Calibri" w:eastAsia="Calibri"/>
           <w:b w:val="0"/>
           <w:color w:val="222222"/>
-          <w:sz w:val="20"/>
+          <w:sz w:val="19"/>
           <w:u w:val="none"/>
         </w:rPr>
         <w:t xml:space="preserve"> Flutter learning app previously released on the App Store; used AI assistance for rapid feature iteration, UI refinement and content generation support.</w:t>
@@ -987,7 +1020,7 @@
     <w:p>
       <w:pPr>
         <w:pStyle w:val="ListBullet"/>
-        <w:spacing w:after="60" w:line="259" w:lineRule="auto"/>
+        <w:spacing w:after="40" w:line="247" w:lineRule="auto"/>
         <w:ind w:left="360" w:hanging="360"/>
       </w:pPr>
       <w:r>
@@ -995,7 +1028,7 @@
           <w:rFonts w:ascii="Calibri" w:hAnsi="Calibri" w:eastAsia="Calibri"/>
           <w:b/>
           <w:color w:val="222222"/>
-          <w:sz w:val="20"/>
+          <w:sz w:val="19"/>
           <w:u w:val="none"/>
         </w:rPr>
         <w:t>transtags.tranzha.com - Bank transaction categorisation and tax returns:</w:t>
@@ -1005,7 +1038,7 @@
           <w:rFonts w:ascii="Calibri" w:hAnsi="Calibri" w:eastAsia="Calibri"/>
           <w:b w:val="0"/>
           <w:color w:val="222222"/>
-          <w:sz w:val="20"/>
+          <w:sz w:val="19"/>
           <w:u w:val="none"/>
         </w:rPr>
         <w:t xml:space="preserve"> React and Node.js product experiment for importing bank transactions, categorising spending and preparing tax return exports; explored Supabase before pausing the project.</w:t>
@@ -1014,7 +1047,7 @@
     <w:p>
       <w:pPr>
         <w:pStyle w:val="ListBullet"/>
-        <w:spacing w:after="60" w:line="259" w:lineRule="auto"/>
+        <w:spacing w:after="40" w:line="247" w:lineRule="auto"/>
         <w:ind w:left="360" w:hanging="360"/>
       </w:pPr>
       <w:r>
@@ -1022,7 +1055,7 @@
           <w:rFonts w:ascii="Calibri" w:hAnsi="Calibri" w:eastAsia="Calibri"/>
           <w:b/>
           <w:color w:val="222222"/>
-          <w:sz w:val="20"/>
+          <w:sz w:val="19"/>
           <w:u w:val="none"/>
         </w:rPr>
         <w:t>sports.tranzha.com - Community sports registration and mini CRM:</w:t>
@@ -1032,7 +1065,7 @@
           <w:rFonts w:ascii="Calibri" w:hAnsi="Calibri" w:eastAsia="Calibri"/>
           <w:b w:val="0"/>
           <w:color w:val="222222"/>
-          <w:sz w:val="20"/>
+          <w:sz w:val="19"/>
           <w:u w:val="none"/>
         </w:rPr>
         <w:t xml:space="preserve"> Next.js, Node.js and Firebase app for registrations, participants and lightweight community operations management.</w:t>
@@ -1041,7 +1074,7 @@
     <w:p>
       <w:pPr>
         <w:pStyle w:val="ListBullet"/>
-        <w:spacing w:after="60" w:line="259" w:lineRule="auto"/>
+        <w:spacing w:after="40" w:line="247" w:lineRule="auto"/>
         <w:ind w:left="360" w:hanging="360"/>
       </w:pPr>
       <w:r>
@@ -1049,7 +1082,7 @@
           <w:rFonts w:ascii="Calibri" w:hAnsi="Calibri" w:eastAsia="Calibri"/>
           <w:b/>
           <w:color w:val="222222"/>
-          <w:sz w:val="20"/>
+          <w:sz w:val="19"/>
           <w:u w:val="none"/>
         </w:rPr>
         <w:t>Roblox Autorun Obby:</w:t>
@@ -1059,7 +1092,7 @@
           <w:rFonts w:ascii="Calibri" w:hAnsi="Calibri" w:eastAsia="Calibri"/>
           <w:b w:val="0"/>
           <w:color w:val="222222"/>
-          <w:sz w:val="20"/>
+          <w:sz w:val="19"/>
           <w:u w:val="none"/>
         </w:rPr>
         <w:t xml:space="preserve"> Roblox game/prototype using AI-assisted scripting, level iteration and gameplay experimentation.</w:t>
@@ -1068,7 +1101,8 @@
     <w:p>
       <w:pPr>
         <w:pStyle w:val="Heading1"/>
-        <w:spacing w:before="200" w:after="100" w:line="240" w:lineRule="auto"/>
+        <w:keepNext/>
+        <w:spacing w:before="160" w:after="60" w:line="240" w:lineRule="auto"/>
         <w:pBdr>
           <w:bottom w:val="single" w:sz="6" w:space="6" w:color="D9E2F3"/>
         </w:pBdr>
@@ -1078,7 +1112,7 @@
           <w:rFonts w:ascii="Calibri" w:hAnsi="Calibri" w:eastAsia="Calibri"/>
           <w:b/>
           <w:color w:val="2E74B5"/>
-          <w:sz w:val="23"/>
+          <w:sz w:val="22"/>
           <w:u w:val="none"/>
         </w:rPr>
         <w:t>EDUCATION, SELECTED COURSEWORK &amp; LANGUAGES</w:t>
@@ -1093,7 +1127,7 @@
           <w:rFonts w:ascii="Calibri" w:hAnsi="Calibri" w:eastAsia="Calibri"/>
           <w:b w:val="0"/>
           <w:color w:val="222222"/>
-          <w:sz w:val="21"/>
+          <w:sz w:val="20"/>
           <w:u w:val="none"/>
         </w:rPr>
         <w:t>Postgraduate Diploma in Science, Computer Science - University of Auckland | Bachelor of Science, Computer Science - University of Auckland | Bachelor of Commerce, Finance and Economics - University of Auckland</w:t>
@@ -1108,10 +1142,10 @@
           <w:rFonts w:ascii="Calibri" w:hAnsi="Calibri" w:eastAsia="Calibri"/>
           <w:b w:val="0"/>
           <w:color w:val="222222"/>
-          <w:sz w:val="21"/>
+          <w:sz w:val="20"/>
           <w:u w:val="none"/>
         </w:rPr>
-        <w:t>Selected coursework: AWS Solutions Architect Associate coursework (A Cloud Guru); Kubernetes Administrator coursework (Udemy); Machine Learning and Deep Learning coursework (Coursera/deeplearning.ai); Scrum Master training.</w:t>
+        <w:t>Selected coursework: AWS Solutions Architect Associate coursework (A Cloud Guru); Kubernetes Administrator coursework (Udemy); Machine Learning and Deep Learning coursework (Coursera/deeplearning.ai); Scrum Master training</w:t>
       </w:r>
     </w:p>
     <w:p>
@@ -1123,7 +1157,7 @@
           <w:rFonts w:ascii="Calibri" w:hAnsi="Calibri" w:eastAsia="Calibri"/>
           <w:b w:val="0"/>
           <w:color w:val="222222"/>
-          <w:sz w:val="21"/>
+          <w:sz w:val="20"/>
           <w:u w:val="none"/>
         </w:rPr>
         <w:t>Languages: English, Mandarin.</w:t>
@@ -1131,7 +1165,7 @@
     </w:p>
     <w:sectPr>
       <w:pgSz w:w="12240" w:h="15840"/>
-      <w:pgMar w:top="792" w:right="936" w:bottom="792" w:left="936" w:header="432" w:footer="432" w:gutter="0"/>
+      <w:pgMar w:top="720" w:right="792" w:bottom="720" w:left="792" w:header="432" w:footer="432" w:gutter="0"/>
       <w:cols w:space="720"/>
       <w:docGrid w:linePitch="360"/>
     </w:sectPr>
@@ -1505,7 +1539,7 @@
     <w:rPr>
       <w:rFonts w:ascii="Calibri" w:hAnsi="Calibri"/>
       <w:color w:val="222222"/>
-      <w:sz w:val="21"/>
+      <w:sz w:val="20"/>
     </w:rPr>
   </w:style>
   <w:style w:type="paragraph" w:styleId="Header">
@@ -1571,7 +1605,7 @@
       <w:b/>
       <w:bCs/>
       <w:color w:val="2E74B5"/>
-      <w:sz w:val="23"/>
+      <w:sz w:val="22"/>
       <w:szCs w:val="28"/>
     </w:rPr>
   </w:style>
@@ -1595,7 +1629,7 @@
       <w:b/>
       <w:bCs/>
       <w:color w:val="222222"/>
-      <w:sz w:val="21"/>
+      <w:sz w:val="20"/>
       <w:szCs w:val="26"/>
     </w:rPr>
   </w:style>
@@ -1619,7 +1653,7 @@
       <w:b/>
       <w:bCs/>
       <w:color w:val="222222"/>
-      <w:sz w:val="20"/>
+      <w:sz w:val="19"/>
     </w:rPr>
   </w:style>
   <w:style w:type="paragraph" w:styleId="Heading4">
@@ -1862,7 +1896,7 @@
       <w:color w:val="1F4D78"/>
       <w:spacing w:val="5"/>
       <w:kern w:val="28"/>
-      <w:sz w:val="44"/>
+      <w:sz w:val="42"/>
       <w:szCs w:val="52"/>
     </w:rPr>
   </w:style>
@@ -2040,7 +2074,7 @@
     </w:pPr>
     <w:rPr>
       <w:rFonts w:ascii="Calibri" w:hAnsi="Calibri"/>
-      <w:sz w:val="20"/>
+      <w:sz w:val="19"/>
     </w:rPr>
   </w:style>
   <w:style w:type="paragraph" w:styleId="ListBullet2">

--- a/tranzha.docx
+++ b/tranzha.docx
@@ -260,7 +260,7 @@
           <w:sz w:val="19"/>
           <w:u w:val="none"/>
         </w:rPr>
-        <w:t xml:space="preserve"> Strangler Fig migration, monolith decomposition, service boundaries, backward compatibility, REST APIs, CQRS, event driven architecture, gRPC, clean architecture, Vertical Slice Architecture and domain modelling.</w:t>
+        <w:t xml:space="preserve"> Strangler Fig migration, monolith decomposition, service boundaries, backward compatibility, REST APIs, CQRS, event-driven architecture, event sourcing, projection-based migrations, gRPC, clean architecture, Vertical Slice Architecture and domain modelling.</w:t>
       </w:r>
     </w:p>
     <w:p>
@@ -277,7 +277,7 @@
           <w:sz w:val="19"/>
           <w:u w:val="none"/>
         </w:rPr>
-        <w:t>Cloud, DevOps and data:</w:t>
+        <w:t>Cloud, DevOps, security and data:</w:t>
       </w:r>
       <w:r>
         <w:rPr>
@@ -287,7 +287,7 @@
           <w:sz w:val="19"/>
           <w:u w:val="none"/>
         </w:rPr>
-        <w:t xml:space="preserve"> AWS, GCP, Kubernetes, EKS, Docker, GitHub Actions, Octopus, OpenTelemetry, observability, incident response, service reliability, SQL Server, PostgreSQL, Snowflake, BigQuery and data migration.</w:t>
+        <w:t xml:space="preserve"> AWS, GCP, Kubernetes, EKS, Docker, GitHub Actions, Octopus, OpenTelemetry, observability, incident response, service reliability, PII data handling, ISO 27001 (ISO27001) and SOC 2 Type II (SOC2 Type 2)-aligned engineering practices, SQL Server, PostgreSQL, Snowflake, BigQuery and data migration.</w:t>
       </w:r>
     </w:p>
     <w:p>
@@ -415,7 +415,7 @@
           <w:sz w:val="19"/>
           <w:u w:val="none"/>
         </w:rPr>
-        <w:t xml:space="preserve"> Defines goals, boundaries, operating agreements and measurable success criteria, making "good" concrete and reducing tangents.</w:t>
+        <w:t xml:space="preserve"> Defines goals, boundaries, operating agreements, measurable success criteria, reusable skills and workflows, making "good" concrete so LLM harnesses and teams improve over iterations.</w:t>
       </w:r>
     </w:p>
     <w:p>
@@ -442,7 +442,7 @@
           <w:sz w:val="19"/>
           <w:u w:val="none"/>
         </w:rPr>
-        <w:t xml:space="preserve"> Sets clear goals, then drives build, test, verify, deploy and feedback loops so teams can make local decisions without micromanagement.</w:t>
+        <w:t xml:space="preserve"> Uplifts teams through effective delegation, mentoring, capacity building and tight build, test, verify, deploy and feedback loops, helping people make local decisions and working myself out of the job.</w:t>
       </w:r>
     </w:p>
     <w:p>
@@ -649,6 +649,23 @@
           <w:u w:val="none"/>
         </w:rPr>
         <w:t>Used the Engagement platform to launch asset finance, commercial and insurance deal journeys, expanding MyCRM beyond residential lending without duplicating core deal logic.</w:t>
+      </w:r>
+    </w:p>
+    <w:p>
+      <w:pPr>
+        <w:pStyle w:val="ListBullet"/>
+        <w:spacing w:after="40" w:line="247" w:lineRule="auto"/>
+        <w:ind w:left="360" w:hanging="360"/>
+      </w:pPr>
+      <w:r>
+        <w:rPr>
+          <w:rFonts w:ascii="Calibri" w:hAnsi="Calibri" w:eastAsia="Calibri"/>
+          <w:b w:val="0"/>
+          <w:color w:val="222222"/>
+          <w:sz w:val="19"/>
+          <w:u w:val="none"/>
+        </w:rPr>
+        <w:t>Applied event-driven architecture and event-sourcing patterns with backward-compatible projections, allowing legacy and new deal journeys to evolve without breaking consumers.</w:t>
       </w:r>
     </w:p>
     <w:p>

--- a/tranzha.docx
+++ b/tranzha.docx
@@ -159,7 +159,22 @@
           <w:sz w:val="20"/>
           <w:u w:val="none"/>
         </w:rPr>
-        <w:t>Engineering Manager and hands-on software engineering leader with 15+ years of experience building software products, leading teams and modernising complex platforms. I help teams make sense of messy legacy systems, turn unclear problems into practical delivery plans, and keep business-critical work moving without losing sight of quality. My leadership style mirrors effective LLM engineering: clear intent, enough context, practical guardrails, measurable success and tight feedback loops. I use LLM tools in work and personal projects to speed up research, prototyping, documentation and analysis, while keeping human review and engineering judgement at the centre.</w:t>
+        <w:t>Engineering Manager and hands-on software engineering leader with 15+ years of experience building software products, leading teams and modernising complex platforms. I help teams make sense of messy legacy systems, turn unclear problems into practical delivery plans, and keep business-critical work moving without losing sight of quality.</w:t>
+      </w:r>
+    </w:p>
+    <w:p>
+      <w:pPr>
+        <w:spacing w:before="0" w:after="120" w:line="264" w:lineRule="auto"/>
+      </w:pPr>
+      <w:r>
+        <w:rPr>
+          <w:rFonts w:ascii="Calibri" w:hAnsi="Calibri" w:eastAsia="Calibri"/>
+          <w:b w:val="0"/>
+          <w:color w:val="222222"/>
+          <w:sz w:val="20"/>
+          <w:u w:val="none"/>
+        </w:rPr>
+        <w:t>My leadership style mirrors effective LLM engineering: clear intent, enough context, practical guardrails, measurable success and tight feedback loops. I use LLM tools in work and personal projects to speed up research, prototyping, documentation and analysis, while keeping human review and engineering judgement at the centre.</w:t>
       </w:r>
     </w:p>
     <w:p>
